--- a/简历及项目/彭闯-nlp算法工程师(3).docx
+++ b/简历及项目/彭闯-nlp算法工程师(3).docx
@@ -481,6 +481,8 @@
           <w:szCs w:val="18"/>
         </w:rPr>
       </w:pPr>
+      <w:bookmarkStart w:id="0" w:name="_GoBack"/>
+      <w:bookmarkEnd w:id="0"/>
       <w:r>
         <mc:AlternateContent>
           <mc:Choice Requires="wps">
@@ -564,6 +566,14 @@
                               <w:rPr>
                                 <w:rFonts w:hint="eastAsia" w:ascii="宋体" w:hAnsi="宋体"/>
                                 <w:szCs w:val="21"/>
+                                <w:lang w:val="en-US" w:eastAsia="zh-CN"/>
+                              </w:rPr>
+                              <w:t xml:space="preserve"> </w:t>
+                            </w:r>
+                            <w:r>
+                              <w:rPr>
+                                <w:rFonts w:hint="eastAsia" w:ascii="宋体" w:hAnsi="宋体"/>
+                                <w:szCs w:val="21"/>
                               </w:rPr>
                               <w:t>学历：硕士研究生</w:t>
                             </w:r>
@@ -624,6 +634,14 @@
                               <w:rPr>
                                 <w:rFonts w:hint="eastAsia" w:ascii="宋体" w:hAnsi="宋体"/>
                                 <w:szCs w:val="21"/>
+                                <w:lang w:val="en-US" w:eastAsia="zh-CN"/>
+                              </w:rPr>
+                              <w:t xml:space="preserve"> </w:t>
+                            </w:r>
+                            <w:r>
+                              <w:rPr>
+                                <w:rFonts w:hint="eastAsia" w:ascii="宋体" w:hAnsi="宋体"/>
+                                <w:szCs w:val="21"/>
                               </w:rPr>
                               <w:t>微信：pcc</w:t>
                             </w:r>
@@ -654,10 +672,11 @@
                             </w:r>
                             <w:r>
                               <w:rPr>
-                                <w:rFonts w:ascii="宋体" w:hAnsi="宋体"/>
+                                <w:rFonts w:hint="eastAsia" w:ascii="宋体" w:hAnsi="宋体"/>
                                 <w:szCs w:val="21"/>
-                              </w:rPr>
-                              <w:t>29</w:t>
+                                <w:lang w:val="en-US" w:eastAsia="zh-CN"/>
+                              </w:rPr>
+                              <w:t>31</w:t>
                             </w:r>
                             <w:r>
                               <w:rPr>
@@ -898,6 +917,14 @@
                         <w:rPr>
                           <w:rFonts w:hint="eastAsia" w:ascii="宋体" w:hAnsi="宋体"/>
                           <w:szCs w:val="21"/>
+                          <w:lang w:val="en-US" w:eastAsia="zh-CN"/>
+                        </w:rPr>
+                        <w:t xml:space="preserve"> </w:t>
+                      </w:r>
+                      <w:r>
+                        <w:rPr>
+                          <w:rFonts w:hint="eastAsia" w:ascii="宋体" w:hAnsi="宋体"/>
+                          <w:szCs w:val="21"/>
                         </w:rPr>
                         <w:t>学历：硕士研究生</w:t>
                       </w:r>
@@ -958,6 +985,14 @@
                         <w:rPr>
                           <w:rFonts w:hint="eastAsia" w:ascii="宋体" w:hAnsi="宋体"/>
                           <w:szCs w:val="21"/>
+                          <w:lang w:val="en-US" w:eastAsia="zh-CN"/>
+                        </w:rPr>
+                        <w:t xml:space="preserve"> </w:t>
+                      </w:r>
+                      <w:r>
+                        <w:rPr>
+                          <w:rFonts w:hint="eastAsia" w:ascii="宋体" w:hAnsi="宋体"/>
+                          <w:szCs w:val="21"/>
                         </w:rPr>
                         <w:t>微信：pcc</w:t>
                       </w:r>
@@ -988,10 +1023,11 @@
                       </w:r>
                       <w:r>
                         <w:rPr>
-                          <w:rFonts w:ascii="宋体" w:hAnsi="宋体"/>
+                          <w:rFonts w:hint="eastAsia" w:ascii="宋体" w:hAnsi="宋体"/>
                           <w:szCs w:val="21"/>
-                        </w:rPr>
-                        <w:t>29</w:t>
+                          <w:lang w:val="en-US" w:eastAsia="zh-CN"/>
+                        </w:rPr>
+                        <w:t>31</w:t>
                       </w:r>
                       <w:r>
                         <w:rPr>
@@ -1383,7 +1419,27 @@
                                 <w:szCs w:val="24"/>
                                 <w:lang w:val="zh-CN"/>
                               </w:rPr>
-                              <w:t>经历(Intern Experience)</w:t>
+                              <w:t>经历(</w:t>
+                            </w:r>
+                            <w:r>
+                              <w:rPr>
+                                <w:rFonts w:hint="eastAsia" w:ascii="微软雅黑" w:hAnsi="微软雅黑" w:eastAsia="微软雅黑"/>
+                                <w:b/>
+                                <w:sz w:val="24"/>
+                                <w:szCs w:val="24"/>
+                                <w:lang w:val="en-US" w:eastAsia="zh-CN"/>
+                              </w:rPr>
+                              <w:t>Work</w:t>
+                            </w:r>
+                            <w:r>
+                              <w:rPr>
+                                <w:rFonts w:hint="eastAsia" w:ascii="微软雅黑" w:hAnsi="微软雅黑" w:eastAsia="微软雅黑"/>
+                                <w:b/>
+                                <w:sz w:val="24"/>
+                                <w:szCs w:val="24"/>
+                                <w:lang w:val="zh-CN"/>
+                              </w:rPr>
+                              <w:t xml:space="preserve"> Experience)</w:t>
                             </w:r>
                           </w:p>
                           <w:p>
@@ -1474,7 +1530,27 @@
                           <w:szCs w:val="24"/>
                           <w:lang w:val="zh-CN"/>
                         </w:rPr>
-                        <w:t>经历(Intern Experience)</w:t>
+                        <w:t>经历(</w:t>
+                      </w:r>
+                      <w:r>
+                        <w:rPr>
+                          <w:rFonts w:hint="eastAsia" w:ascii="微软雅黑" w:hAnsi="微软雅黑" w:eastAsia="微软雅黑"/>
+                          <w:b/>
+                          <w:sz w:val="24"/>
+                          <w:szCs w:val="24"/>
+                          <w:lang w:val="en-US" w:eastAsia="zh-CN"/>
+                        </w:rPr>
+                        <w:t>Work</w:t>
+                      </w:r>
+                      <w:r>
+                        <w:rPr>
+                          <w:rFonts w:hint="eastAsia" w:ascii="微软雅黑" w:hAnsi="微软雅黑" w:eastAsia="微软雅黑"/>
+                          <w:b/>
+                          <w:sz w:val="24"/>
+                          <w:szCs w:val="24"/>
+                          <w:lang w:val="zh-CN"/>
+                        </w:rPr>
+                        <w:t xml:space="preserve"> Experience)</w:t>
                       </w:r>
                     </w:p>
                     <w:p>
@@ -2496,7 +2572,7 @@
           <w:color w:val="808080"/>
           <w:sz w:val="19"/>
         </w:rPr>
-        <w:t xml:space="preserve">  2024.08 – 202</w:t>
+        <w:t xml:space="preserve">  2024.08 – </w:t>
       </w:r>
       <w:r>
         <w:rPr>
@@ -2506,16 +2582,7 @@
           <w:sz w:val="19"/>
           <w:lang w:val="en-US" w:eastAsia="zh-CN"/>
         </w:rPr>
-        <w:t>6</w:t>
-      </w:r>
-      <w:r>
-        <w:rPr>
-          <w:rFonts w:ascii="微软雅黑" w:hAnsi="微软雅黑" w:eastAsia="微软雅黑"/>
-          <w:b w:val="0"/>
-          <w:color w:val="808080"/>
-          <w:sz w:val="19"/>
-        </w:rPr>
-        <w:t>.11</w:t>
+        <w:t>至今</w:t>
       </w:r>
     </w:p>
     <w:p>
@@ -3147,7 +3214,7 @@
         <w:jc w:val="left"/>
         <w:textAlignment w:val="auto"/>
         <w:rPr>
-          <w:rFonts w:ascii="微软雅黑" w:hAnsi="微软雅黑" w:eastAsia="微软雅黑"/>
+          <w:rFonts w:hint="eastAsia" w:ascii="微软雅黑" w:hAnsi="微软雅黑" w:eastAsia="微软雅黑"/>
           <w:b w:val="0"/>
           <w:i w:val="0"/>
           <w:color w:val="000000"/>
@@ -3162,7 +3229,17 @@
           <w:color w:val="000000"/>
           <w:sz w:val="19"/>
         </w:rPr>
-        <w:t>• 完成情感分析模型全流程：搭建 TextCNN+Attention 主框架，构建 BERT 蒸馏与 torch→ONNX→TRT 转换链路，GPU 推理达 30,000 段/秒，负面 F1 达 91%</w:t>
+        <w:t>• 完成情感分析模型全流程：搭建 TextCNN+Attention 主框架，构建 BERT 蒸馏与 torch→ONNX→TRT 转换链路，GPU 推理达 30,000 段/秒，</w:t>
+      </w:r>
+      <w:r>
+        <w:rPr>
+          <w:rFonts w:hint="eastAsia" w:ascii="微软雅黑" w:hAnsi="微软雅黑" w:eastAsia="微软雅黑"/>
+          <w:b w:val="0"/>
+          <w:i w:val="0"/>
+          <w:color w:val="000000"/>
+          <w:sz w:val="19"/>
+        </w:rPr>
+        <w:t>负面类F1达91%</w:t>
       </w:r>
     </w:p>
     <w:p>
@@ -3205,7 +3282,48 @@
           <w:color w:val="000000"/>
           <w:sz w:val="19"/>
         </w:rPr>
-        <w:t>• 设计并落地基于知识图谱的智能指令系统（ArangoDB+Text-to-SQL，准确率 95%）及意图-槽位 GPT 模型（JointBERT），每年为公司带来数百万收益</w:t>
+        <w:t>• 设计并落地基于知识图谱的智能指令系统（ArangoDB+Text-to-SQL，准确率 95%）及</w:t>
+      </w:r>
+      <w:r>
+        <w:rPr>
+          <w:rFonts w:hint="eastAsia" w:ascii="微软雅黑" w:hAnsi="微软雅黑" w:eastAsia="微软雅黑"/>
+          <w:b w:val="0"/>
+          <w:i w:val="0"/>
+          <w:color w:val="000000"/>
+          <w:sz w:val="19"/>
+        </w:rPr>
+        <w:t>意图识别与槽位填充模型(JointBERT)</w:t>
+      </w:r>
+      <w:r>
+        <w:rPr>
+          <w:rFonts w:ascii="微软雅黑" w:hAnsi="微软雅黑" w:eastAsia="微软雅黑"/>
+          <w:b w:val="0"/>
+          <w:i w:val="0"/>
+          <w:color w:val="000000"/>
+          <w:sz w:val="19"/>
+        </w:rPr>
+        <w:t>，每年为公司带来数百万</w:t>
+      </w:r>
+      <w:r>
+        <w:rPr>
+          <w:rFonts w:hint="eastAsia" w:ascii="微软雅黑" w:hAnsi="微软雅黑" w:eastAsia="微软雅黑"/>
+          <w:b w:val="0"/>
+          <w:i w:val="0"/>
+          <w:color w:val="000000"/>
+          <w:sz w:val="19"/>
+          <w:lang w:val="en-US" w:eastAsia="zh-CN"/>
+        </w:rPr>
+        <w:t>元</w:t>
+      </w:r>
+      <w:r>
+        <w:rPr>
+          <w:rFonts w:ascii="微软雅黑" w:hAnsi="微软雅黑" w:eastAsia="微软雅黑"/>
+          <w:b w:val="0"/>
+          <w:i w:val="0"/>
+          <w:color w:val="000000"/>
+          <w:sz w:val="19"/>
+        </w:rPr>
+        <w:t>收益</w:t>
       </w:r>
     </w:p>
     <w:p>
@@ -3269,7 +3387,47 @@
           <w:color w:val="000000"/>
           <w:sz w:val="19"/>
         </w:rPr>
-        <w:t>：LoRA 微调（16×H800）、RoPE 长度外推至 4096，搭建 BGE+FAISS/ES RAG 系统，测评得分提升 11%，问答准确率达 95% 以上</w:t>
+        <w:t>：LoRA 微调（16×H800）、</w:t>
+      </w:r>
+      <w:r>
+        <w:rPr>
+          <w:rFonts w:hint="eastAsia" w:ascii="微软雅黑" w:hAnsi="微软雅黑" w:eastAsia="微软雅黑"/>
+          <w:b w:val="0"/>
+          <w:i w:val="0"/>
+          <w:color w:val="000000"/>
+          <w:sz w:val="19"/>
+        </w:rPr>
+        <w:t>上下文长度外推至4096 tokens</w:t>
+      </w:r>
+      <w:r>
+        <w:rPr>
+          <w:rFonts w:ascii="微软雅黑" w:hAnsi="微软雅黑" w:eastAsia="微软雅黑"/>
+          <w:b w:val="0"/>
+          <w:i w:val="0"/>
+          <w:color w:val="000000"/>
+          <w:sz w:val="19"/>
+        </w:rPr>
+        <w:t>，搭建 BGE+FAISS/</w:t>
+      </w:r>
+      <w:r>
+        <w:rPr>
+          <w:rFonts w:hint="eastAsia" w:ascii="微软雅黑" w:hAnsi="微软雅黑" w:eastAsia="微软雅黑"/>
+          <w:b w:val="0"/>
+          <w:i w:val="0"/>
+          <w:color w:val="000000"/>
+          <w:sz w:val="19"/>
+        </w:rPr>
+        <w:t>Elasticsearch</w:t>
+      </w:r>
+      <w:r>
+        <w:rPr>
+          <w:rFonts w:ascii="微软雅黑" w:hAnsi="微软雅黑" w:eastAsia="微软雅黑"/>
+          <w:b w:val="0"/>
+          <w:i w:val="0"/>
+          <w:color w:val="000000"/>
+          <w:sz w:val="19"/>
+        </w:rPr>
+        <w:t xml:space="preserve"> RAG 系统，测评得分提升 11%，问答准确率达 95% 以上</w:t>
       </w:r>
     </w:p>
     <w:p>
@@ -3581,20 +3739,7 @@
           <w:sz w:val="20"/>
           <w:szCs w:val="20"/>
         </w:rPr>
-        <w:t>✓ 完成 Qwen-72B 与星云大模型选型落地</w:t>
-      </w:r>
-      <w:bookmarkStart w:id="0" w:name="_GoBack"/>
-      <w:bookmarkEnd w:id="0"/>
-      <w:r>
-        <w:rPr>
-          <w:rFonts w:ascii="微软雅黑" w:hAnsi="微软雅黑" w:eastAsia="微软雅黑"/>
-          <w:b w:val="0"/>
-          <w:i w:val="0"/>
-          <w:color w:val="000000"/>
-          <w:sz w:val="20"/>
-          <w:szCs w:val="20"/>
-        </w:rPr>
-        <w:t>；构建 300+ 条高质量知识数据，解决检索领域错乱问题</w:t>
+        <w:t>✓ 完成 Qwen-72B 与星云大模型选型落地；构建 300+ 条高质量知识数据，解决检索领域错乱问题</w:t>
       </w:r>
     </w:p>
     <w:p>
@@ -3934,7 +4079,40 @@
           <w:sz w:val="20"/>
           <w:szCs w:val="20"/>
         </w:rPr>
-        <w:t>• 动静检测：CNN 训练 9 特征传感器模型，准确率 97%，并下沉 C++ 底层低功耗逻辑</w:t>
+        <w:t>• 动静检测：</w:t>
+      </w:r>
+      <w:r>
+        <w:rPr>
+          <w:rFonts w:hint="eastAsia" w:ascii="微软雅黑" w:hAnsi="微软雅黑" w:eastAsia="微软雅黑"/>
+          <w:b w:val="0"/>
+          <w:i w:val="0"/>
+          <w:color w:val="000000"/>
+          <w:sz w:val="20"/>
+          <w:szCs w:val="20"/>
+        </w:rPr>
+        <w:t>基于 9 维传感器特征训练 CNN 模型</w:t>
+      </w:r>
+      <w:r>
+        <w:rPr>
+          <w:rFonts w:ascii="微软雅黑" w:hAnsi="微软雅黑" w:eastAsia="微软雅黑"/>
+          <w:b w:val="0"/>
+          <w:i w:val="0"/>
+          <w:color w:val="000000"/>
+          <w:sz w:val="20"/>
+          <w:szCs w:val="20"/>
+        </w:rPr>
+        <w:t>，准确率 97%，</w:t>
+      </w:r>
+      <w:r>
+        <w:rPr>
+          <w:rFonts w:hint="eastAsia" w:ascii="微软雅黑" w:hAnsi="微软雅黑" w:eastAsia="微软雅黑"/>
+          <w:b w:val="0"/>
+          <w:i w:val="0"/>
+          <w:color w:val="000000"/>
+          <w:sz w:val="20"/>
+          <w:szCs w:val="20"/>
+        </w:rPr>
+        <w:t>并将算法下沉至 C++ 底层，实现低功耗运行</w:t>
       </w:r>
     </w:p>
     <w:p>
@@ -3979,7 +4157,29 @@
           <w:sz w:val="20"/>
           <w:szCs w:val="20"/>
         </w:rPr>
-        <w:t>• 室内外识别：Bi-LSTM 处理 WiFi/GNSS 等特征，多数投票平滑解决标签跳变；常去地点：两阶段聚类（空间 DBSCAN+时间子簇）过滤噪点；情绪感知：构建 16 万条 8 类情感数据集</w:t>
+        <w:t>• 室内外识别：Bi-LSTM 处理 WiFi/GNSS 等特征，</w:t>
+      </w:r>
+      <w:r>
+        <w:rPr>
+          <w:rFonts w:hint="eastAsia" w:ascii="微软雅黑" w:hAnsi="微软雅黑" w:eastAsia="微软雅黑"/>
+          <w:b w:val="0"/>
+          <w:i w:val="0"/>
+          <w:color w:val="000000"/>
+          <w:sz w:val="20"/>
+          <w:szCs w:val="20"/>
+        </w:rPr>
+        <w:t>通过多数投票平滑解决标签跳变</w:t>
+      </w:r>
+      <w:r>
+        <w:rPr>
+          <w:rFonts w:ascii="微软雅黑" w:hAnsi="微软雅黑" w:eastAsia="微软雅黑"/>
+          <w:b w:val="0"/>
+          <w:i w:val="0"/>
+          <w:color w:val="000000"/>
+          <w:sz w:val="20"/>
+          <w:szCs w:val="20"/>
+        </w:rPr>
+        <w:t>；常去地点：两阶段聚类（空间 DBSCAN+时间子簇）过滤噪点；情绪感知：构建 16 万条 8 类情感数据集</w:t>
       </w:r>
     </w:p>
     <w:p>
@@ -4207,7 +4407,29 @@
           <w:sz w:val="20"/>
           <w:szCs w:val="20"/>
         </w:rPr>
-        <w:t>• 使用 BERT 进行实体抽取与文本分类，实现剪切板与短信的隐私过滤与意图识别</w:t>
+        <w:t>• 使用 BERT 进行实体抽取与文本分类，实现</w:t>
+      </w:r>
+      <w:r>
+        <w:rPr>
+          <w:rFonts w:hint="eastAsia" w:ascii="微软雅黑" w:hAnsi="微软雅黑" w:eastAsia="微软雅黑"/>
+          <w:b w:val="0"/>
+          <w:i w:val="0"/>
+          <w:color w:val="000000"/>
+          <w:sz w:val="20"/>
+          <w:szCs w:val="20"/>
+        </w:rPr>
+        <w:t>剪贴板</w:t>
+      </w:r>
+      <w:r>
+        <w:rPr>
+          <w:rFonts w:ascii="微软雅黑" w:hAnsi="微软雅黑" w:eastAsia="微软雅黑"/>
+          <w:b w:val="0"/>
+          <w:i w:val="0"/>
+          <w:color w:val="000000"/>
+          <w:sz w:val="20"/>
+          <w:szCs w:val="20"/>
+        </w:rPr>
+        <w:t>与短信的隐私过滤与意图识别</w:t>
       </w:r>
     </w:p>
     <w:p>
@@ -4744,7 +4966,7 @@
           <w:szCs w:val="20"/>
           <w:lang w:val="en-US" w:eastAsia="zh-CN"/>
         </w:rPr>
-        <w:t>《一种基于行为感知和个人数据的桌面widget推荐算法》、《一种基于检索增强的端侧音乐生成方法》、《一种基于知识图谱的用户画像生成方法》、《基于语义相似和文本结构相似的文本检索方法》等9篇。</w:t>
+        <w:t>《一种基于行为感知和个人数据的桌面widget推荐算法》、《一种基于检索增强的端侧音乐生成方法》、《一种基于知识图谱的用户画像生成方法》、《基于语义相似和文本结构相似的文本检索方法》等9项。</w:t>
       </w:r>
     </w:p>
     <w:p>
@@ -4803,19 +5025,7 @@
           <w:szCs w:val="20"/>
           <w:lang w:val="en-US" w:eastAsia="zh-CN"/>
         </w:rPr>
-        <w:t>：</w:t>
-      </w:r>
-      <w:r>
-        <w:rPr>
-          <w:rFonts w:hint="eastAsia" w:ascii="微软雅黑" w:hAnsi="微软雅黑" w:eastAsia="微软雅黑"/>
-          <w:b w:val="0"/>
-          <w:i w:val="0"/>
-          <w:color w:val="000000"/>
-          <w:sz w:val="20"/>
-          <w:szCs w:val="20"/>
-          <w:lang w:val="en-US" w:eastAsia="zh-CN"/>
-        </w:rPr>
-        <w:t>英语6级证书。</w:t>
+        <w:t>：英语六级(CET-6)。</w:t>
       </w:r>
       <w:r>
         <w:rPr>
@@ -4961,7 +5171,7 @@
           <w:szCs w:val="20"/>
           <w:lang w:val="en-US" w:eastAsia="zh-CN"/>
         </w:rPr>
-        <w:t>andorid(了解)</w:t>
+        <w:t>Android(了解)</w:t>
       </w:r>
       <w:r>
         <w:rPr>

--- a/简历及项目/彭闯-nlp算法工程师(3).docx
+++ b/简历及项目/彭闯-nlp算法工程师(3).docx
@@ -1,6 +1,6 @@
 
 <file path=word/document.xml><?xml version="1.0" encoding="utf-8"?>
-<w:document xmlns:wpc="http://schemas.microsoft.com/office/word/2010/wordprocessingCanvas" xmlns:mc="http://schemas.openxmlformats.org/markup-compatibility/2006" xmlns:o="urn:schemas-microsoft-com:office:office" xmlns:r="http://schemas.openxmlformats.org/officeDocument/2006/relationships" xmlns:m="http://schemas.openxmlformats.org/officeDocument/2006/math" xmlns:v="urn:schemas-microsoft-com:vml" xmlns:wp14="http://schemas.microsoft.com/office/word/2010/wordprocessingDrawing" xmlns:wp="http://schemas.openxmlformats.org/drawingml/2006/wordprocessingDrawing" xmlns:w="http://schemas.openxmlformats.org/wordprocessingml/2006/main" xmlns:w14="http://schemas.microsoft.com/office/word/2010/wordml" xmlns:w10="urn:schemas-microsoft-com:office:word" xmlns:w15="http://schemas.microsoft.com/office/word/2012/wordml" xmlns:wpg="http://schemas.microsoft.com/office/word/2010/wordprocessingGroup" xmlns:wpi="http://schemas.microsoft.com/office/word/2010/wordprocessingInk" xmlns:wne="http://schemas.microsoft.com/office/word/2006/wordml" xmlns:wps="http://schemas.microsoft.com/office/word/2010/wordprocessingShape" xmlns:wpsCustomData="http://www.wps.cn/officeDocument/2013/wpsCustomData" mc:Ignorable="w14 w15 wp14">
+<w:document xmlns:wpc="http://schemas.microsoft.com/office/word/2010/wordprocessingCanvas" xmlns:cx="http://schemas.microsoft.com/office/drawing/2014/chartex" xmlns:cx1="http://schemas.microsoft.com/office/drawing/2015/9/8/chartex" xmlns:cx2="http://schemas.microsoft.com/office/drawing/2015/10/21/chartex" xmlns:cx3="http://schemas.microsoft.com/office/drawing/2016/5/9/chartex" xmlns:cx4="http://schemas.microsoft.com/office/drawing/2016/5/10/chartex" xmlns:cx5="http://schemas.microsoft.com/office/drawing/2016/5/11/chartex" xmlns:cx6="http://schemas.microsoft.com/office/drawing/2016/5/12/chartex" xmlns:cx7="http://schemas.microsoft.com/office/drawing/2016/5/13/chartex" xmlns:cx8="http://schemas.microsoft.com/office/drawing/2016/5/14/chartex" xmlns:mc="http://schemas.openxmlformats.org/markup-compatibility/2006" xmlns:o="urn:schemas-microsoft-com:office:office" xmlns:r="http://schemas.openxmlformats.org/officeDocument/2006/relationships" xmlns:m="http://schemas.openxmlformats.org/officeDocument/2006/math" xmlns:v="urn:schemas-microsoft-com:vml" xmlns:wp14="http://schemas.microsoft.com/office/word/2010/wordprocessingDrawing" xmlns:wp="http://schemas.openxmlformats.org/drawingml/2006/wordprocessingDrawing" xmlns:w="http://schemas.openxmlformats.org/wordprocessingml/2006/main" xmlns:w14="http://schemas.microsoft.com/office/word/2010/wordml" xmlns:w10="urn:schemas-microsoft-com:office:word" xmlns:w15="http://schemas.microsoft.com/office/word/2012/wordml" xmlns:wpg="http://schemas.microsoft.com/office/word/2010/wordprocessingGroup" xmlns:wpi="http://schemas.microsoft.com/office/word/2010/wordprocessingInk" xmlns:wne="http://schemas.microsoft.com/office/word/2006/wordml" xmlns:wps="http://schemas.microsoft.com/office/word/2010/wordprocessingShape" xmlns:wpsCustomData="http://www.wps.cn/officeDocument/2013/wpsCustomData" mc:Ignorable="w14 w15 wp14">
   <w:body>
     <w:p>
       <w:pPr>
@@ -113,131 +113,6 @@
         <mc:AlternateContent>
           <mc:Choice Requires="wps">
             <w:drawing>
-              <wp:anchor distT="45720" distB="45720" distL="114300" distR="114300" simplePos="0" relativeHeight="251663360" behindDoc="0" locked="0" layoutInCell="1" allowOverlap="1">
-                <wp:simplePos x="0" y="0"/>
-                <wp:positionH relativeFrom="column">
-                  <wp:posOffset>386715</wp:posOffset>
-                </wp:positionH>
-                <wp:positionV relativeFrom="paragraph">
-                  <wp:posOffset>353695</wp:posOffset>
-                </wp:positionV>
-                <wp:extent cx="1470025" cy="464185"/>
-                <wp:effectExtent l="0" t="0" r="15875" b="12065"/>
-                <wp:wrapSquare wrapText="bothSides"/>
-                <wp:docPr id="2" name="文本框 5"/>
-                <wp:cNvGraphicFramePr/>
-                <a:graphic xmlns:a="http://schemas.openxmlformats.org/drawingml/2006/main">
-                  <a:graphicData uri="http://schemas.microsoft.com/office/word/2010/wordprocessingShape">
-                    <wps:wsp>
-                      <wps:cNvSpPr txBox="1">
-                        <a:spLocks noChangeArrowheads="1"/>
-                      </wps:cNvSpPr>
-                      <wps:spPr bwMode="auto">
-                        <a:xfrm>
-                          <a:off x="0" y="0"/>
-                          <a:ext cx="1470025" cy="464185"/>
-                        </a:xfrm>
-                        <a:prstGeom prst="rect">
-                          <a:avLst/>
-                        </a:prstGeom>
-                        <a:solidFill>
-                          <a:srgbClr val="FFFFFF"/>
-                        </a:solidFill>
-                        <a:ln w="9525">
-                          <a:noFill/>
-                          <a:miter lim="800000"/>
-                        </a:ln>
-                      </wps:spPr>
-                      <wps:txbx>
-                        <w:txbxContent>
-                          <w:p>
-                            <w:pPr>
-                              <w:adjustRightInd w:val="0"/>
-                              <w:snapToGrid w:val="0"/>
-                              <w:rPr>
-                                <w:rFonts w:ascii="黑体" w:hAnsi="黑体" w:eastAsia="黑体"/>
-                                <w:b/>
-                                <w:sz w:val="52"/>
-                                <w:szCs w:val="52"/>
-                              </w:rPr>
-                            </w:pPr>
-                            <w:r>
-                              <w:rPr>
-                                <w:rFonts w:hint="eastAsia" w:ascii="黑体" w:hAnsi="黑体" w:eastAsia="黑体"/>
-                                <w:sz w:val="44"/>
-                                <w:szCs w:val="44"/>
-                              </w:rPr>
-                              <w:t xml:space="preserve">彭闯 </w:t>
-                            </w:r>
-                            <w:r>
-                              <w:rPr>
-                                <w:rFonts w:hint="eastAsia" w:ascii="黑体" w:hAnsi="黑体" w:eastAsia="黑体"/>
-                                <w:sz w:val="52"/>
-                                <w:szCs w:val="52"/>
-                              </w:rPr>
-                              <w:t xml:space="preserve">       </w:t>
-                            </w:r>
-                          </w:p>
-                        </w:txbxContent>
-                      </wps:txbx>
-                      <wps:bodyPr rot="0" vert="horz" wrap="square" lIns="91440" tIns="45720" rIns="91440" bIns="45720" anchor="t" anchorCtr="0">
-                        <a:noAutofit/>
-                      </wps:bodyPr>
-                    </wps:wsp>
-                  </a:graphicData>
-                </a:graphic>
-              </wp:anchor>
-            </w:drawing>
-          </mc:Choice>
-          <mc:Fallback>
-            <w:pict>
-              <v:shape id="文本框 5" o:spid="_x0000_s1026" o:spt="202" type="#_x0000_t202" style="position:absolute;left:0pt;margin-left:30.45pt;margin-top:27.85pt;height:36.55pt;width:115.75pt;mso-wrap-distance-bottom:3.6pt;mso-wrap-distance-left:9pt;mso-wrap-distance-right:9pt;mso-wrap-distance-top:3.6pt;z-index:251663360;mso-width-relative:page;mso-height-relative:page;" fillcolor="#FFFFFF" filled="t" stroked="f" coordsize="21600,21600" o:gfxdata="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">
-                <v:fill on="t" focussize="0,0"/>
-                <v:stroke on="f" miterlimit="8" joinstyle="miter"/>
-                <v:imagedata o:title=""/>
-                <o:lock v:ext="edit" aspectratio="f"/>
-                <v:textbox>
-                  <w:txbxContent>
-                    <w:p>
-                      <w:pPr>
-                        <w:adjustRightInd w:val="0"/>
-                        <w:snapToGrid w:val="0"/>
-                        <w:rPr>
-                          <w:rFonts w:ascii="黑体" w:hAnsi="黑体" w:eastAsia="黑体"/>
-                          <w:b/>
-                          <w:sz w:val="52"/>
-                          <w:szCs w:val="52"/>
-                        </w:rPr>
-                      </w:pPr>
-                      <w:r>
-                        <w:rPr>
-                          <w:rFonts w:hint="eastAsia" w:ascii="黑体" w:hAnsi="黑体" w:eastAsia="黑体"/>
-                          <w:sz w:val="44"/>
-                          <w:szCs w:val="44"/>
-                        </w:rPr>
-                        <w:t xml:space="preserve">彭闯 </w:t>
-                      </w:r>
-                      <w:r>
-                        <w:rPr>
-                          <w:rFonts w:hint="eastAsia" w:ascii="黑体" w:hAnsi="黑体" w:eastAsia="黑体"/>
-                          <w:sz w:val="52"/>
-                          <w:szCs w:val="52"/>
-                        </w:rPr>
-                        <w:t xml:space="preserve">       </w:t>
-                      </w:r>
-                    </w:p>
-                  </w:txbxContent>
-                </v:textbox>
-                <w10:wrap type="square"/>
-              </v:shape>
-            </w:pict>
-          </mc:Fallback>
-        </mc:AlternateContent>
-      </w:r>
-      <w:r>
-        <mc:AlternateContent>
-          <mc:Choice Requires="wps">
-            <w:drawing>
               <wp:anchor distT="0" distB="0" distL="114300" distR="114300" simplePos="0" relativeHeight="251662336" behindDoc="0" locked="0" layoutInCell="1" allowOverlap="1">
                 <wp:simplePos x="0" y="0"/>
                 <wp:positionH relativeFrom="margin">
@@ -354,6 +229,131 @@
           <w:szCs w:val="18"/>
         </w:rPr>
       </w:pPr>
+      <w:r>
+        <mc:AlternateContent>
+          <mc:Choice Requires="wps">
+            <w:drawing>
+              <wp:anchor distT="45720" distB="45720" distL="114300" distR="114300" simplePos="0" relativeHeight="251663360" behindDoc="0" locked="0" layoutInCell="1" allowOverlap="1">
+                <wp:simplePos x="0" y="0"/>
+                <wp:positionH relativeFrom="column">
+                  <wp:posOffset>380365</wp:posOffset>
+                </wp:positionH>
+                <wp:positionV relativeFrom="paragraph">
+                  <wp:posOffset>17780</wp:posOffset>
+                </wp:positionV>
+                <wp:extent cx="1470025" cy="398145"/>
+                <wp:effectExtent l="0" t="0" r="6350" b="1905"/>
+                <wp:wrapSquare wrapText="bothSides"/>
+                <wp:docPr id="2" name="文本框 5"/>
+                <wp:cNvGraphicFramePr/>
+                <a:graphic xmlns:a="http://schemas.openxmlformats.org/drawingml/2006/main">
+                  <a:graphicData uri="http://schemas.microsoft.com/office/word/2010/wordprocessingShape">
+                    <wps:wsp>
+                      <wps:cNvSpPr txBox="1">
+                        <a:spLocks noChangeArrowheads="1"/>
+                      </wps:cNvSpPr>
+                      <wps:spPr bwMode="auto">
+                        <a:xfrm>
+                          <a:off x="0" y="0"/>
+                          <a:ext cx="1470025" cy="398145"/>
+                        </a:xfrm>
+                        <a:prstGeom prst="rect">
+                          <a:avLst/>
+                        </a:prstGeom>
+                        <a:solidFill>
+                          <a:srgbClr val="FFFFFF"/>
+                        </a:solidFill>
+                        <a:ln w="9525">
+                          <a:noFill/>
+                          <a:miter lim="800000"/>
+                        </a:ln>
+                      </wps:spPr>
+                      <wps:txbx>
+                        <w:txbxContent>
+                          <w:p>
+                            <w:pPr>
+                              <w:adjustRightInd w:val="0"/>
+                              <w:snapToGrid w:val="0"/>
+                              <w:rPr>
+                                <w:rFonts w:ascii="黑体" w:hAnsi="黑体" w:eastAsia="黑体"/>
+                                <w:b/>
+                                <w:sz w:val="52"/>
+                                <w:szCs w:val="52"/>
+                              </w:rPr>
+                            </w:pPr>
+                            <w:r>
+                              <w:rPr>
+                                <w:rFonts w:hint="eastAsia" w:ascii="黑体" w:hAnsi="黑体" w:eastAsia="黑体"/>
+                                <w:sz w:val="44"/>
+                                <w:szCs w:val="44"/>
+                              </w:rPr>
+                              <w:t xml:space="preserve">彭闯 </w:t>
+                            </w:r>
+                            <w:r>
+                              <w:rPr>
+                                <w:rFonts w:hint="eastAsia" w:ascii="黑体" w:hAnsi="黑体" w:eastAsia="黑体"/>
+                                <w:sz w:val="52"/>
+                                <w:szCs w:val="52"/>
+                              </w:rPr>
+                              <w:t xml:space="preserve">       </w:t>
+                            </w:r>
+                          </w:p>
+                        </w:txbxContent>
+                      </wps:txbx>
+                      <wps:bodyPr rot="0" vert="horz" wrap="square" lIns="91440" tIns="45720" rIns="91440" bIns="45720" anchor="t" anchorCtr="0">
+                        <a:noAutofit/>
+                      </wps:bodyPr>
+                    </wps:wsp>
+                  </a:graphicData>
+                </a:graphic>
+              </wp:anchor>
+            </w:drawing>
+          </mc:Choice>
+          <mc:Fallback>
+            <w:pict>
+              <v:shape id="文本框 5" o:spid="_x0000_s1026" o:spt="202" type="#_x0000_t202" style="position:absolute;left:0pt;margin-left:29.95pt;margin-top:1.4pt;height:31.35pt;width:115.75pt;mso-wrap-distance-bottom:3.6pt;mso-wrap-distance-left:9pt;mso-wrap-distance-right:9pt;mso-wrap-distance-top:3.6pt;z-index:251663360;mso-width-relative:page;mso-height-relative:page;" fillcolor="#FFFFFF" filled="t" stroked="f" coordsize="21600,21600" o:gfxdata="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">
+                <v:fill on="t" focussize="0,0"/>
+                <v:stroke on="f" miterlimit="8" joinstyle="miter"/>
+                <v:imagedata o:title=""/>
+                <o:lock v:ext="edit" aspectratio="f"/>
+                <v:textbox>
+                  <w:txbxContent>
+                    <w:p>
+                      <w:pPr>
+                        <w:adjustRightInd w:val="0"/>
+                        <w:snapToGrid w:val="0"/>
+                        <w:rPr>
+                          <w:rFonts w:ascii="黑体" w:hAnsi="黑体" w:eastAsia="黑体"/>
+                          <w:b/>
+                          <w:sz w:val="52"/>
+                          <w:szCs w:val="52"/>
+                        </w:rPr>
+                      </w:pPr>
+                      <w:r>
+                        <w:rPr>
+                          <w:rFonts w:hint="eastAsia" w:ascii="黑体" w:hAnsi="黑体" w:eastAsia="黑体"/>
+                          <w:sz w:val="44"/>
+                          <w:szCs w:val="44"/>
+                        </w:rPr>
+                        <w:t xml:space="preserve">彭闯 </w:t>
+                      </w:r>
+                      <w:r>
+                        <w:rPr>
+                          <w:rFonts w:hint="eastAsia" w:ascii="黑体" w:hAnsi="黑体" w:eastAsia="黑体"/>
+                          <w:sz w:val="52"/>
+                          <w:szCs w:val="52"/>
+                        </w:rPr>
+                        <w:t xml:space="preserve">       </w:t>
+                      </w:r>
+                    </w:p>
+                  </w:txbxContent>
+                </v:textbox>
+                <w10:wrap type="square"/>
+              </v:shape>
+            </w:pict>
+          </mc:Fallback>
+        </mc:AlternateContent>
+      </w:r>
       <w:r>
         <w:rPr>
           <w:rFonts w:ascii="微软雅黑" w:hAnsi="微软雅黑" w:eastAsia="微软雅黑"/>
@@ -481,8 +481,6 @@
           <w:szCs w:val="18"/>
         </w:rPr>
       </w:pPr>
-      <w:bookmarkStart w:id="0" w:name="_GoBack"/>
-      <w:bookmarkEnd w:id="0"/>
       <w:r>
         <mc:AlternateContent>
           <mc:Choice Requires="wps">
@@ -676,7 +674,7 @@
                                 <w:szCs w:val="21"/>
                                 <w:lang w:val="en-US" w:eastAsia="zh-CN"/>
                               </w:rPr>
-                              <w:t>31</w:t>
+                              <w:t>30</w:t>
                             </w:r>
                             <w:r>
                               <w:rPr>
@@ -868,7 +866,7 @@
           </mc:Choice>
           <mc:Fallback>
             <w:pict>
-              <v:shape id="文本框 2" o:spid="_x0000_s1026" o:spt="202" type="#_x0000_t202" style="position:absolute;left:0pt;margin-left:3.5pt;margin-top:12.55pt;height:74.1pt;width:346.85pt;mso-wrap-distance-bottom:3.6pt;mso-wrap-distance-left:9pt;mso-wrap-distance-right:9pt;mso-wrap-distance-top:3.6pt;z-index:251665408;mso-width-relative:page;mso-height-relative:page;" fillcolor="#FFFFFF" filled="t" stroked="f" coordsize="21600,21600" o:gfxdata="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">
+              <v:shape id="文本框 2" o:spid="_x0000_s1026" o:spt="202" type="#_x0000_t202" style="position:absolute;left:0pt;margin-left:3.5pt;margin-top:12.55pt;height:74.1pt;width:346.85pt;mso-wrap-distance-bottom:3.6pt;mso-wrap-distance-left:9pt;mso-wrap-distance-right:9pt;mso-wrap-distance-top:3.6pt;z-index:251665408;mso-width-relative:page;mso-height-relative:page;" fillcolor="#FFFFFF" filled="t" stroked="f" coordsize="21600,21600" o:gfxdata="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">
                 <v:fill on="t" focussize="0,0"/>
                 <v:stroke on="f" miterlimit="8" joinstyle="miter"/>
                 <v:imagedata o:title=""/>
@@ -1027,7 +1025,7 @@
                           <w:szCs w:val="21"/>
                           <w:lang w:val="en-US" w:eastAsia="zh-CN"/>
                         </w:rPr>
-                        <w:t>31</w:t>
+                        <w:t>30</w:t>
                       </w:r>
                       <w:r>
                         <w:rPr>
@@ -1409,17 +1407,7 @@
                                 <w:szCs w:val="24"/>
                                 <w:lang w:val="zh-CN"/>
                               </w:rPr>
-                              <w:t>作</w:t>
-                            </w:r>
-                            <w:r>
-                              <w:rPr>
-                                <w:rFonts w:hint="eastAsia" w:ascii="微软雅黑" w:hAnsi="微软雅黑" w:eastAsia="微软雅黑"/>
-                                <w:b/>
-                                <w:sz w:val="24"/>
-                                <w:szCs w:val="24"/>
-                                <w:lang w:val="zh-CN"/>
-                              </w:rPr>
-                              <w:t>经历(</w:t>
+                              <w:t>作经历(</w:t>
                             </w:r>
                             <w:r>
                               <w:rPr>
@@ -1483,7 +1471,7 @@
           </mc:Choice>
           <mc:Fallback>
             <w:pict>
-              <v:shape id="文本框 2" o:spid="_x0000_s1026" o:spt="202" type="#_x0000_t202" style="position:absolute;left:0pt;margin-left:-325.2pt;margin-top:65.8pt;height:25.85pt;width:187.2pt;z-index:251673600;mso-width-relative:page;mso-height-relative:page;" fillcolor="#FFFFFF" filled="t" stroked="f" coordsize="21600,21600" o:gfxdata="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">
+              <v:shape id="文本框 2" o:spid="_x0000_s1026" o:spt="202" type="#_x0000_t202" style="position:absolute;left:0pt;margin-left:-325.2pt;margin-top:65.8pt;height:25.85pt;width:187.2pt;z-index:251673600;mso-width-relative:page;mso-height-relative:page;" fillcolor="#FFFFFF" filled="t" stroked="f" coordsize="21600,21600" o:gfxdata="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">
                 <v:fill on="t" focussize="0,0"/>
                 <v:stroke on="f" miterlimit="8" joinstyle="miter"/>
                 <v:imagedata o:title=""/>
@@ -1520,17 +1508,7 @@
                           <w:szCs w:val="24"/>
                           <w:lang w:val="zh-CN"/>
                         </w:rPr>
-                        <w:t>作</w:t>
-                      </w:r>
-                      <w:r>
-                        <w:rPr>
-                          <w:rFonts w:hint="eastAsia" w:ascii="微软雅黑" w:hAnsi="微软雅黑" w:eastAsia="微软雅黑"/>
-                          <w:b/>
-                          <w:sz w:val="24"/>
-                          <w:szCs w:val="24"/>
-                          <w:lang w:val="zh-CN"/>
-                        </w:rPr>
-                        <w:t>经历(</w:t>
+                        <w:t>作经历(</w:t>
                       </w:r>
                       <w:r>
                         <w:rPr>
@@ -1897,7 +1875,7 @@
           </mc:Choice>
           <mc:Fallback>
             <w:pict>
-              <v:shape id="文本框 2" o:spid="_x0000_s1026" o:spt="202" type="#_x0000_t202" style="position:absolute;left:0pt;margin-left:-356.45pt;margin-top:24.85pt;height:48.9pt;width:501.45pt;mso-wrap-distance-bottom:3.6pt;mso-wrap-distance-left:9pt;mso-wrap-distance-right:9pt;mso-wrap-distance-top:3.6pt;z-index:251660288;mso-width-relative:page;mso-height-relative:page;" fillcolor="#FFFFFF" filled="t" stroked="f" coordsize="21600,21600" o:gfxdata="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">
+              <v:shape id="文本框 2" o:spid="_x0000_s1026" o:spt="202" type="#_x0000_t202" style="position:absolute;left:0pt;margin-left:-356.45pt;margin-top:24.85pt;height:48.9pt;width:501.45pt;mso-wrap-distance-bottom:3.6pt;mso-wrap-distance-left:9pt;mso-wrap-distance-right:9pt;mso-wrap-distance-top:3.6pt;z-index:251660288;mso-width-relative:page;mso-height-relative:page;" fillcolor="#FFFFFF" filled="t" stroked="f" coordsize="21600,21600" o:gfxdata="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">
                 <v:fill on="t" focussize="0,0"/>
                 <v:stroke on="f" miterlimit="8" joinstyle="miter"/>
                 <v:imagedata o:title=""/>
@@ -2194,7 +2172,7 @@
           </mc:Choice>
           <mc:Fallback>
             <w:pict>
-              <v:shape id="文本框 2" o:spid="_x0000_s1026" o:spt="202" type="#_x0000_t202" style="position:absolute;left:0pt;margin-left:-322.3pt;margin-top:1.35pt;height:27pt;width:141.8pt;z-index:251661312;mso-width-relative:page;mso-height-relative:page;" fillcolor="#FFFFFF" filled="t" stroked="f" coordsize="21600,21600" o:gfxdata="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">
+              <v:shape id="文本框 2" o:spid="_x0000_s1026" o:spt="202" type="#_x0000_t202" style="position:absolute;left:0pt;margin-left:-322.3pt;margin-top:1.35pt;height:27pt;width:141.8pt;z-index:251661312;mso-width-relative:page;mso-height-relative:page;" fillcolor="#FFFFFF" filled="t" stroked="f" coordsize="21600,21600" o:gfxdata="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">
                 <v:fill on="t" focussize="0,0"/>
                 <v:stroke on="f" miterlimit="8" joinstyle="miter"/>
                 <v:imagedata o:title=""/>
@@ -2337,6 +2315,7 @@
         <w:pageBreakBefore w:val="0"/>
         <w:widowControl w:val="0"/>
         <w:numPr>
+          <w:ilvl w:val="0"/>
           <w:numId w:val="0"/>
         </w:numPr>
         <w:kinsoku/>
@@ -2380,6 +2359,7 @@
         <w:pageBreakBefore w:val="0"/>
         <w:widowControl w:val="0"/>
         <w:numPr>
+          <w:ilvl w:val="0"/>
           <w:numId w:val="0"/>
         </w:numPr>
         <w:kinsoku/>
@@ -2423,6 +2403,7 @@
         <w:pageBreakBefore w:val="0"/>
         <w:widowControl w:val="0"/>
         <w:numPr>
+          <w:ilvl w:val="0"/>
           <w:numId w:val="0"/>
         </w:numPr>
         <w:kinsoku/>
@@ -2466,6 +2447,7 @@
         <w:pageBreakBefore w:val="0"/>
         <w:widowControl w:val="0"/>
         <w:numPr>
+          <w:ilvl w:val="0"/>
           <w:numId w:val="0"/>
         </w:numPr>
         <w:kinsoku/>
@@ -2593,6 +2575,7 @@
         <w:pageBreakBefore w:val="0"/>
         <w:widowControl w:val="0"/>
         <w:numPr>
+          <w:ilvl w:val="0"/>
           <w:numId w:val="0"/>
         </w:numPr>
         <w:kinsoku/>
@@ -2636,6 +2619,7 @@
         <w:pageBreakBefore w:val="0"/>
         <w:widowControl w:val="0"/>
         <w:numPr>
+          <w:ilvl w:val="0"/>
           <w:numId w:val="0"/>
         </w:numPr>
         <w:kinsoku/>
@@ -2679,6 +2663,7 @@
         <w:pageBreakBefore w:val="0"/>
         <w:widowControl w:val="0"/>
         <w:numPr>
+          <w:ilvl w:val="0"/>
           <w:numId w:val="0"/>
         </w:numPr>
         <w:kinsoku/>
@@ -2694,6 +2679,10 @@
         <w:ind w:left="440" w:leftChars="0"/>
         <w:jc w:val="left"/>
         <w:textAlignment w:val="auto"/>
+        <w:rPr>
+          <w:rFonts w:hint="default"/>
+          <w:lang w:val="en-US"/>
+        </w:rPr>
       </w:pPr>
       <w:r>
         <w:rPr>
@@ -2707,11 +2696,31 @@
       </w:r>
       <w:r>
         <w:rPr>
-          <w:rFonts w:ascii="微软雅黑" w:hAnsi="微软雅黑" w:eastAsia="微软雅黑"/>
-          <w:b w:val="0"/>
-          <w:sz w:val="20"/>
-        </w:rPr>
-        <w:t>研发手机感知算法（动静检测、室内外识别、情绪感知等）并实现底层下沉</w:t>
+          <w:rFonts w:hint="eastAsia" w:ascii="微软雅黑" w:hAnsi="微软雅黑" w:eastAsia="微软雅黑"/>
+          <w:b w:val="0"/>
+          <w:i w:val="0"/>
+          <w:color w:val="000000"/>
+          <w:sz w:val="19"/>
+          <w:lang w:val="en-US" w:eastAsia="zh-CN"/>
+        </w:rPr>
+        <w:t>负责</w:t>
+      </w:r>
+      <w:r>
+        <w:rPr>
+          <w:rFonts w:ascii="微软雅黑" w:hAnsi="微软雅黑" w:eastAsia="微软雅黑"/>
+          <w:b w:val="0"/>
+          <w:sz w:val="20"/>
+        </w:rPr>
+        <w:t>手机感知算法（动静检测、室内外识别、情绪感知等）</w:t>
+      </w:r>
+      <w:r>
+        <w:rPr>
+          <w:rFonts w:hint="eastAsia" w:ascii="微软雅黑" w:hAnsi="微软雅黑" w:eastAsia="微软雅黑"/>
+          <w:b w:val="0"/>
+          <w:sz w:val="20"/>
+          <w:lang w:val="en-US" w:eastAsia="zh-CN"/>
+        </w:rPr>
+        <w:t>0-1搭建及widget卡片的研发</w:t>
       </w:r>
     </w:p>
     <w:p>
@@ -2722,6 +2731,7 @@
         <w:pageBreakBefore w:val="0"/>
         <w:widowControl w:val="0"/>
         <w:numPr>
+          <w:ilvl w:val="0"/>
           <w:numId w:val="0"/>
         </w:numPr>
         <w:kinsoku/>
@@ -2874,7 +2884,7 @@
           </mc:Choice>
           <mc:Fallback>
             <w:pict>
-              <v:shape id="文本框 2" o:spid="_x0000_s1026" o:spt="202" type="#_x0000_t202" style="position:absolute;left:0pt;margin-left:35.95pt;margin-top:20pt;height:29.3pt;width:187.2pt;z-index:251675648;mso-width-relative:page;mso-height-relative:page;" fillcolor="#FFFFFF" filled="t" stroked="f" coordsize="21600,21600" o:gfxdata="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">
+              <v:shape id="文本框 2" o:spid="_x0000_s1026" o:spt="202" type="#_x0000_t202" style="position:absolute;left:0pt;margin-left:35.95pt;margin-top:20pt;height:29.3pt;width:187.2pt;z-index:251675648;mso-width-relative:page;mso-height-relative:page;" fillcolor="#FFFFFF" filled="t" stroked="f" coordsize="21600,21600" o:gfxdata="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">
                 <v:fill on="t" focussize="0,0"/>
                 <v:stroke on="f" miterlimit="8" joinstyle="miter"/>
                 <v:imagedata o:title=""/>
@@ -2986,7 +2996,17 @@
           <w:b w:val="0"/>
           <w:sz w:val="20"/>
         </w:rPr>
-        <w:t>构建手机端记忆系统与用户画像，实现多源数据驱动的知识图谱挖掘</w:t>
+        <w:t>构建手机端记忆系统与用户画像，实现多源数据驱动的知识图谱</w:t>
+      </w:r>
+      <w:bookmarkStart w:id="0" w:name="_GoBack"/>
+      <w:bookmarkEnd w:id="0"/>
+      <w:r>
+        <w:rPr>
+          <w:rFonts w:ascii="微软雅黑" w:hAnsi="微软雅黑" w:eastAsia="微软雅黑"/>
+          <w:b w:val="0"/>
+          <w:sz w:val="20"/>
+        </w:rPr>
+        <w:t>挖掘</w:t>
       </w:r>
     </w:p>
     <w:p>
@@ -3171,11 +3191,12 @@
         <w:jc w:val="left"/>
         <w:textAlignment w:val="auto"/>
         <w:rPr>
-          <w:rFonts w:ascii="微软雅黑" w:hAnsi="微软雅黑" w:eastAsia="微软雅黑"/>
+          <w:rFonts w:hint="default" w:ascii="微软雅黑" w:hAnsi="微软雅黑" w:eastAsia="微软雅黑"/>
           <w:b w:val="0"/>
           <w:i w:val="0"/>
           <w:color w:val="000000"/>
           <w:sz w:val="19"/>
+          <w:lang w:val="en-US" w:eastAsia="zh-CN"/>
         </w:rPr>
       </w:pPr>
       <w:r>
@@ -3186,7 +3207,18 @@
           <w:color w:val="000000"/>
           <w:sz w:val="19"/>
         </w:rPr>
-        <w:t>• 主导 NLP 基础工具研发：改写 jieba 分词底层逻辑（后向分词+HMM+前缀树+Cython），推理速度提升 100%；编写预处理 SDK 嵌入产品端</w:t>
+        <w:t>• 主导 NLP 基础工具研发：改写 jieba 分词底层逻辑（后向分词+HMM+前缀树+Cython），推理速度提升 100%；</w:t>
+      </w:r>
+      <w:r>
+        <w:rPr>
+          <w:rFonts w:hint="eastAsia" w:ascii="微软雅黑" w:hAnsi="微软雅黑" w:eastAsia="微软雅黑"/>
+          <w:b w:val="0"/>
+          <w:i w:val="0"/>
+          <w:color w:val="000000"/>
+          <w:sz w:val="19"/>
+          <w:lang w:val="en-US" w:eastAsia="zh-CN"/>
+        </w:rPr>
+        <w:t>提升产品推理速度30%以上。</w:t>
       </w:r>
     </w:p>
     <w:p>
@@ -3219,6 +3251,7 @@
           <w:i w:val="0"/>
           <w:color w:val="000000"/>
           <w:sz w:val="19"/>
+          <w:lang w:eastAsia="zh-CN"/>
         </w:rPr>
       </w:pPr>
       <w:r>
@@ -3229,7 +3262,7 @@
           <w:color w:val="000000"/>
           <w:sz w:val="19"/>
         </w:rPr>
-        <w:t>• 完成情感分析模型全流程：搭建 TextCNN+Attention 主框架，构建 BERT 蒸馏与 torch→ONNX→TRT 转换链路，GPU 推理达 30,000 段/秒，</w:t>
+        <w:t>• 完成</w:t>
       </w:r>
       <w:r>
         <w:rPr>
@@ -3238,8 +3271,61 @@
           <w:i w:val="0"/>
           <w:color w:val="000000"/>
           <w:sz w:val="19"/>
+          <w:lang w:val="en-US" w:eastAsia="zh-CN"/>
+        </w:rPr>
+        <w:t>情感分类</w:t>
+      </w:r>
+      <w:r>
+        <w:rPr>
+          <w:rFonts w:ascii="微软雅黑" w:hAnsi="微软雅黑" w:eastAsia="微软雅黑"/>
+          <w:b w:val="0"/>
+          <w:i w:val="0"/>
+          <w:color w:val="000000"/>
+          <w:sz w:val="19"/>
+        </w:rPr>
+        <w:t>模型</w:t>
+      </w:r>
+      <w:r>
+        <w:rPr>
+          <w:rFonts w:hint="eastAsia" w:ascii="微软雅黑" w:hAnsi="微软雅黑" w:eastAsia="微软雅黑"/>
+          <w:b w:val="0"/>
+          <w:i w:val="0"/>
+          <w:color w:val="000000"/>
+          <w:sz w:val="19"/>
+          <w:lang w:val="en-US" w:eastAsia="zh-CN"/>
+        </w:rPr>
+        <w:t>0-1全流程部署</w:t>
+      </w:r>
+      <w:r>
+        <w:rPr>
+          <w:rFonts w:ascii="微软雅黑" w:hAnsi="微软雅黑" w:eastAsia="微软雅黑"/>
+          <w:b w:val="0"/>
+          <w:i w:val="0"/>
+          <w:color w:val="000000"/>
+          <w:sz w:val="19"/>
+        </w:rPr>
+        <w:t>：搭建 TextCNN+Attention 主框架，构建 BERT 蒸馏与 torch→ONNX→TRT 转换链路，GPU 推理达 30,000 段/秒，</w:t>
+      </w:r>
+      <w:r>
+        <w:rPr>
+          <w:rFonts w:hint="eastAsia" w:ascii="微软雅黑" w:hAnsi="微软雅黑" w:eastAsia="微软雅黑"/>
+          <w:b w:val="0"/>
+          <w:i w:val="0"/>
+          <w:color w:val="000000"/>
+          <w:sz w:val="19"/>
         </w:rPr>
         <w:t>负面类F1达91%</w:t>
+      </w:r>
+      <w:r>
+        <w:rPr>
+          <w:rFonts w:hint="eastAsia" w:ascii="微软雅黑" w:hAnsi="微软雅黑" w:eastAsia="微软雅黑"/>
+          <w:b w:val="0"/>
+          <w:i w:val="0"/>
+          <w:color w:val="000000"/>
+          <w:sz w:val="19"/>
+          <w:lang w:eastAsia="zh-CN"/>
+        </w:rPr>
+        <w:t>。</w:t>
       </w:r>
     </w:p>
     <w:p>
@@ -3267,11 +3353,12 @@
         <w:jc w:val="left"/>
         <w:textAlignment w:val="auto"/>
         <w:rPr>
-          <w:rFonts w:ascii="微软雅黑" w:hAnsi="微软雅黑" w:eastAsia="微软雅黑"/>
+          <w:rFonts w:hint="eastAsia" w:ascii="微软雅黑" w:hAnsi="微软雅黑" w:eastAsia="微软雅黑"/>
           <w:b w:val="0"/>
           <w:i w:val="0"/>
           <w:color w:val="000000"/>
           <w:sz w:val="19"/>
+          <w:lang w:eastAsia="zh-CN"/>
         </w:rPr>
       </w:pPr>
       <w:r>
@@ -3324,6 +3411,17 @@
           <w:sz w:val="19"/>
         </w:rPr>
         <w:t>收益</w:t>
+      </w:r>
+      <w:r>
+        <w:rPr>
+          <w:rFonts w:hint="eastAsia" w:ascii="微软雅黑" w:hAnsi="微软雅黑" w:eastAsia="微软雅黑"/>
+          <w:b w:val="0"/>
+          <w:i w:val="0"/>
+          <w:color w:val="000000"/>
+          <w:sz w:val="19"/>
+          <w:lang w:eastAsia="zh-CN"/>
+        </w:rPr>
+        <w:t>。</w:t>
       </w:r>
     </w:p>
     <w:p>
@@ -3351,11 +3449,12 @@
         <w:jc w:val="left"/>
         <w:textAlignment w:val="auto"/>
         <w:rPr>
-          <w:rFonts w:ascii="微软雅黑" w:hAnsi="微软雅黑" w:eastAsia="微软雅黑"/>
+          <w:rFonts w:hint="eastAsia" w:ascii="微软雅黑" w:hAnsi="微软雅黑" w:eastAsia="微软雅黑"/>
           <w:b w:val="0"/>
           <w:i w:val="0"/>
           <w:color w:val="000000"/>
           <w:sz w:val="19"/>
+          <w:lang w:eastAsia="zh-CN"/>
         </w:rPr>
       </w:pPr>
       <w:r>
@@ -3427,7 +3526,39 @@
           <w:color w:val="000000"/>
           <w:sz w:val="19"/>
         </w:rPr>
-        <w:t xml:space="preserve"> RAG 系统，测评得分提升 11%，问答准确率达 95% 以上</w:t>
+        <w:t xml:space="preserve"> RAG 系统，</w:t>
+      </w:r>
+      <w:r>
+        <w:rPr>
+          <w:rFonts w:hint="eastAsia" w:ascii="微软雅黑" w:hAnsi="微软雅黑" w:eastAsia="微软雅黑"/>
+          <w:b w:val="0"/>
+          <w:i w:val="0"/>
+          <w:color w:val="000000"/>
+          <w:sz w:val="19"/>
+          <w:lang w:val="en-US" w:eastAsia="zh-CN"/>
+        </w:rPr>
+        <w:t>专用法律领域</w:t>
+      </w:r>
+      <w:r>
+        <w:rPr>
+          <w:rFonts w:ascii="微软雅黑" w:hAnsi="微软雅黑" w:eastAsia="微软雅黑"/>
+          <w:b w:val="0"/>
+          <w:i w:val="0"/>
+          <w:color w:val="000000"/>
+          <w:sz w:val="19"/>
+        </w:rPr>
+        <w:t>测评得分提升 11%，问答准确率达 95% 以上</w:t>
+      </w:r>
+      <w:r>
+        <w:rPr>
+          <w:rFonts w:hint="eastAsia" w:ascii="微软雅黑" w:hAnsi="微软雅黑" w:eastAsia="微软雅黑"/>
+          <w:b w:val="0"/>
+          <w:i w:val="0"/>
+          <w:color w:val="000000"/>
+          <w:sz w:val="19"/>
+          <w:lang w:eastAsia="zh-CN"/>
+        </w:rPr>
+        <w:t>。</w:t>
       </w:r>
     </w:p>
     <w:p>
@@ -3632,12 +3763,13 @@
         <w:jc w:val="left"/>
         <w:textAlignment w:val="auto"/>
         <w:rPr>
-          <w:rFonts w:ascii="微软雅黑" w:hAnsi="微软雅黑" w:eastAsia="微软雅黑"/>
-          <w:b w:val="0"/>
-          <w:i w:val="0"/>
-          <w:color w:val="000000"/>
-          <w:sz w:val="20"/>
-          <w:szCs w:val="20"/>
+          <w:rFonts w:hint="default" w:ascii="微软雅黑" w:hAnsi="微软雅黑" w:eastAsia="微软雅黑"/>
+          <w:b w:val="0"/>
+          <w:i w:val="0"/>
+          <w:color w:val="000000"/>
+          <w:sz w:val="20"/>
+          <w:szCs w:val="20"/>
+          <w:lang w:val="en-US" w:eastAsia="zh-CN"/>
         </w:rPr>
       </w:pPr>
       <w:r>
@@ -3650,6 +3782,18 @@
           <w:szCs w:val="20"/>
         </w:rPr>
         <w:t>• 设计日志初筛与定位流程，覆盖 WiFi、死机、网络等 5 类故障</w:t>
+      </w:r>
+      <w:r>
+        <w:rPr>
+          <w:rFonts w:hint="eastAsia" w:ascii="微软雅黑" w:hAnsi="微软雅黑" w:eastAsia="微软雅黑"/>
+          <w:b w:val="0"/>
+          <w:i w:val="0"/>
+          <w:color w:val="000000"/>
+          <w:sz w:val="20"/>
+          <w:szCs w:val="20"/>
+          <w:lang w:val="en-US" w:eastAsia="zh-CN"/>
+        </w:rPr>
+        <w:t>的日志分析系统。</w:t>
       </w:r>
     </w:p>
     <w:p>
@@ -3806,20 +3950,22 @@
         <w:jc w:val="left"/>
         <w:textAlignment w:val="auto"/>
         <w:rPr>
-          <w:rFonts w:ascii="微软雅黑" w:hAnsi="微软雅黑" w:eastAsia="微软雅黑"/>
+          <w:rFonts w:hint="default" w:ascii="微软雅黑" w:hAnsi="微软雅黑" w:eastAsia="微软雅黑"/>
           <w:b/>
           <w:sz w:val="21"/>
           <w:szCs w:val="21"/>
+          <w:lang w:val="en-US" w:eastAsia="zh-CN"/>
         </w:rPr>
       </w:pPr>
       <w:r>
         <w:rPr>
-          <w:rFonts w:ascii="微软雅黑" w:hAnsi="微软雅黑" w:eastAsia="微软雅黑"/>
+          <w:rFonts w:hint="eastAsia" w:ascii="微软雅黑" w:hAnsi="微软雅黑" w:eastAsia="微软雅黑"/>
           <w:b/>
           <w:sz w:val="21"/>
           <w:szCs w:val="21"/>
-        </w:rPr>
-        <w:t>音乐生成（哼唱续写）</w:t>
+          <w:lang w:val="en-US" w:eastAsia="zh-CN"/>
+        </w:rPr>
+        <w:t>端侧音乐生成模型改进与部署</w:t>
       </w:r>
     </w:p>
     <w:p>
@@ -4660,7 +4806,7 @@
           </mc:Choice>
           <mc:Fallback>
             <w:pict>
-              <v:shape id="文本框 2" o:spid="_x0000_s1026" o:spt="202" type="#_x0000_t202" style="position:absolute;left:0pt;margin-left:27.45pt;margin-top:16.5pt;height:32pt;width:141.8pt;z-index:251664384;mso-width-relative:page;mso-height-relative:page;" fillcolor="#FFFFFF" filled="t" stroked="f" coordsize="21600,21600" o:gfxdata="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">
+              <v:shape id="文本框 2" o:spid="_x0000_s1026" o:spt="202" type="#_x0000_t202" style="position:absolute;left:0pt;margin-left:27.45pt;margin-top:16.5pt;height:32pt;width:141.8pt;z-index:251664384;mso-width-relative:page;mso-height-relative:page;" fillcolor="#FFFFFF" filled="t" stroked="f" coordsize="21600,21600" o:gfxdata="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">
                 <v:fill on="t" focussize="0,0"/>
                 <v:stroke on="f" miterlimit="8" joinstyle="miter"/>
                 <v:imagedata o:title=""/>
@@ -4798,7 +4944,7 @@
           <w:szCs w:val="21"/>
         </w:rPr>
         <w:pict>
-          <v:rect id="_x0000_i1029" o:spt="1" style="height:1.5pt;width:0pt;" fillcolor="#A0A0A0" filled="t" stroked="f" coordsize="21600,21600" o:hr="t" o:hrstd="t" o:hralign="center">
+          <v:rect id="_x0000_i1025" o:spt="1" style="height:1.5pt;width:0pt;" fillcolor="#A0A0A0" filled="t" stroked="f" coordsize="21600,21600" o:hr="t" o:hrstd="t" o:hralign="center">
             <v:path/>
             <v:fill on="t" focussize="0,0"/>
             <v:stroke on="f"/>
@@ -4954,19 +5100,7 @@
           <w:szCs w:val="20"/>
           <w:lang w:val="en-US" w:eastAsia="zh-CN"/>
         </w:rPr>
-        <w:t>：</w:t>
-      </w:r>
-      <w:r>
-        <w:rPr>
-          <w:rFonts w:hint="eastAsia" w:ascii="微软雅黑" w:hAnsi="微软雅黑" w:eastAsia="微软雅黑"/>
-          <w:b w:val="0"/>
-          <w:i w:val="0"/>
-          <w:color w:val="000000"/>
-          <w:sz w:val="20"/>
-          <w:szCs w:val="20"/>
-          <w:lang w:val="en-US" w:eastAsia="zh-CN"/>
-        </w:rPr>
-        <w:t>《一种基于行为感知和个人数据的桌面widget推荐算法》、《一种基于检索增强的端侧音乐生成方法》、《一种基于知识图谱的用户画像生成方法》、《基于语义相似和文本结构相似的文本检索方法》等9项。</w:t>
+        <w:t>：《一种基于行为感知和个人数据的桌面widget推荐算法》、《一种基于检索增强的端侧音乐生成方法》、《一种基于知识图谱的用户画像生成方法》、《基于语义相似和文本结构相似的文本检索方法》等9项。</w:t>
       </w:r>
     </w:p>
     <w:p>
@@ -5959,7 +6093,7 @@
           </mc:Choice>
           <mc:Fallback>
             <w:pict>
-              <v:shape id="文本框 2" o:spid="_x0000_s1026" o:spt="202" type="#_x0000_t202" style="position:absolute;left:0pt;margin-left:27.75pt;margin-top:3.1pt;height:32pt;width:186.5pt;z-index:251667456;mso-width-relative:page;mso-height-relative:page;" fillcolor="#FFFFFF" filled="t" stroked="f" coordsize="21600,21600" o:gfxdata="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">
+              <v:shape id="文本框 2" o:spid="_x0000_s1026" o:spt="202" type="#_x0000_t202" style="position:absolute;left:0pt;margin-left:27.75pt;margin-top:3.1pt;height:32pt;width:186.5pt;z-index:251667456;mso-width-relative:page;mso-height-relative:page;" fillcolor="#FFFFFF" filled="t" stroked="f" coordsize="21600,21600" o:gfxdata="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">
                 <v:fill on="t" focussize="0,0"/>
                 <v:stroke on="f" miterlimit="8" joinstyle="miter"/>
                 <v:imagedata o:title=""/>
@@ -7031,7 +7165,6 @@
     <customSectPr/>
     <customSectPr/>
     <customSectPr/>
-    <customSectPr/>
   </customSectProps>
   <customShpExts>
     <customShpInfo spid="_x0000_s1026" textRotate="1"/>

--- a/简历及项目/彭闯-nlp算法工程师(3).docx
+++ b/简历及项目/彭闯-nlp算法工程师(3).docx
@@ -1,6 +1,6 @@
 
 <file path=word/document.xml><?xml version="1.0" encoding="utf-8"?>
-<w:document xmlns:wpc="http://schemas.microsoft.com/office/word/2010/wordprocessingCanvas" xmlns:cx="http://schemas.microsoft.com/office/drawing/2014/chartex" xmlns:cx1="http://schemas.microsoft.com/office/drawing/2015/9/8/chartex" xmlns:cx2="http://schemas.microsoft.com/office/drawing/2015/10/21/chartex" xmlns:cx3="http://schemas.microsoft.com/office/drawing/2016/5/9/chartex" xmlns:cx4="http://schemas.microsoft.com/office/drawing/2016/5/10/chartex" xmlns:cx5="http://schemas.microsoft.com/office/drawing/2016/5/11/chartex" xmlns:cx6="http://schemas.microsoft.com/office/drawing/2016/5/12/chartex" xmlns:cx7="http://schemas.microsoft.com/office/drawing/2016/5/13/chartex" xmlns:cx8="http://schemas.microsoft.com/office/drawing/2016/5/14/chartex" xmlns:mc="http://schemas.openxmlformats.org/markup-compatibility/2006" xmlns:o="urn:schemas-microsoft-com:office:office" xmlns:r="http://schemas.openxmlformats.org/officeDocument/2006/relationships" xmlns:m="http://schemas.openxmlformats.org/officeDocument/2006/math" xmlns:v="urn:schemas-microsoft-com:vml" xmlns:wp14="http://schemas.microsoft.com/office/word/2010/wordprocessingDrawing" xmlns:wp="http://schemas.openxmlformats.org/drawingml/2006/wordprocessingDrawing" xmlns:w="http://schemas.openxmlformats.org/wordprocessingml/2006/main" xmlns:w14="http://schemas.microsoft.com/office/word/2010/wordml" xmlns:w10="urn:schemas-microsoft-com:office:word" xmlns:w15="http://schemas.microsoft.com/office/word/2012/wordml" xmlns:wpg="http://schemas.microsoft.com/office/word/2010/wordprocessingGroup" xmlns:wpi="http://schemas.microsoft.com/office/word/2010/wordprocessingInk" xmlns:wne="http://schemas.microsoft.com/office/word/2006/wordml" xmlns:wps="http://schemas.microsoft.com/office/word/2010/wordprocessingShape" xmlns:wpsCustomData="http://www.wps.cn/officeDocument/2013/wpsCustomData" mc:Ignorable="w14 w15 wp14">
+<w:document xmlns:wpc="http://schemas.microsoft.com/office/word/2010/wordprocessingCanvas" xmlns:mc="http://schemas.openxmlformats.org/markup-compatibility/2006" xmlns:o="urn:schemas-microsoft-com:office:office" xmlns:r="http://schemas.openxmlformats.org/officeDocument/2006/relationships" xmlns:m="http://schemas.openxmlformats.org/officeDocument/2006/math" xmlns:v="urn:schemas-microsoft-com:vml" xmlns:wp14="http://schemas.microsoft.com/office/word/2010/wordprocessingDrawing" xmlns:wp="http://schemas.openxmlformats.org/drawingml/2006/wordprocessingDrawing" xmlns:w="http://schemas.openxmlformats.org/wordprocessingml/2006/main" xmlns:w14="http://schemas.microsoft.com/office/word/2010/wordml" xmlns:w10="urn:schemas-microsoft-com:office:word" xmlns:w15="http://schemas.microsoft.com/office/word/2012/wordml" xmlns:wpg="http://schemas.microsoft.com/office/word/2010/wordprocessingGroup" xmlns:wpi="http://schemas.microsoft.com/office/word/2010/wordprocessingInk" xmlns:wne="http://schemas.microsoft.com/office/word/2006/wordml" xmlns:wps="http://schemas.microsoft.com/office/word/2010/wordprocessingShape" xmlns:wpsCustomData="http://www.wps.cn/officeDocument/2013/wpsCustomData" mc:Ignorable="w14 w15 wp14">
   <w:body>
     <w:p>
       <w:pPr>
@@ -748,14 +748,15 @@
                                 <w:rFonts w:hint="eastAsia" w:ascii="宋体" w:hAnsi="宋体"/>
                                 <w:szCs w:val="21"/>
                               </w:rPr>
-                              <w:t>居住地：可接受外地</w:t>
+                              <w:t>居住地：</w:t>
                             </w:r>
                             <w:r>
                               <w:rPr>
                                 <w:rFonts w:hint="eastAsia" w:ascii="宋体" w:hAnsi="宋体"/>
                                 <w:szCs w:val="21"/>
-                              </w:rPr>
-                              <w:tab/>
+                                <w:lang w:val="en-US" w:eastAsia="zh-CN"/>
+                              </w:rPr>
+                              <w:t>西安</w:t>
                             </w:r>
                             <w:r>
                               <w:rPr>
@@ -776,13 +777,20 @@
                                 <w:rFonts w:hint="eastAsia" w:ascii="宋体" w:hAnsi="宋体"/>
                                 <w:szCs w:val="21"/>
                               </w:rPr>
-                              <w:t xml:space="preserve">   </w:t>
+                              <w:tab/>
                             </w:r>
                             <w:r>
                               <w:rPr>
                                 <w:rFonts w:hint="eastAsia" w:ascii="宋体" w:hAnsi="宋体"/>
                                 <w:szCs w:val="21"/>
                               </w:rPr>
+                              <w:t xml:space="preserve">   </w:t>
+                            </w:r>
+                            <w:r>
+                              <w:rPr>
+                                <w:rFonts w:hint="eastAsia" w:ascii="宋体" w:hAnsi="宋体"/>
+                                <w:szCs w:val="21"/>
+                              </w:rPr>
                               <w:tab/>
                             </w:r>
                             <w:r>
@@ -797,7 +805,22 @@
                                 <w:rFonts w:hint="eastAsia" w:ascii="宋体" w:hAnsi="宋体"/>
                                 <w:szCs w:val="21"/>
                               </w:rPr>
-                              <w:t xml:space="preserve">    求职意向：</w:t>
+                              <w:t xml:space="preserve">    </w:t>
+                            </w:r>
+                            <w:r>
+                              <w:rPr>
+                                <w:rFonts w:hint="eastAsia" w:ascii="宋体" w:hAnsi="宋体"/>
+                                <w:szCs w:val="21"/>
+                                <w:lang w:val="en-US" w:eastAsia="zh-CN"/>
+                              </w:rPr>
+                              <w:t xml:space="preserve">    </w:t>
+                            </w:r>
+                            <w:r>
+                              <w:rPr>
+                                <w:rFonts w:hint="eastAsia" w:ascii="宋体" w:hAnsi="宋体"/>
+                                <w:szCs w:val="21"/>
+                              </w:rPr>
+                              <w:t>求职意向：</w:t>
                             </w:r>
                             <w:r>
                               <w:rPr>
@@ -1099,14 +1122,15 @@
                           <w:rFonts w:hint="eastAsia" w:ascii="宋体" w:hAnsi="宋体"/>
                           <w:szCs w:val="21"/>
                         </w:rPr>
-                        <w:t>居住地：可接受外地</w:t>
+                        <w:t>居住地：</w:t>
                       </w:r>
                       <w:r>
                         <w:rPr>
                           <w:rFonts w:hint="eastAsia" w:ascii="宋体" w:hAnsi="宋体"/>
                           <w:szCs w:val="21"/>
-                        </w:rPr>
-                        <w:tab/>
+                          <w:lang w:val="en-US" w:eastAsia="zh-CN"/>
+                        </w:rPr>
+                        <w:t>西安</w:t>
                       </w:r>
                       <w:r>
                         <w:rPr>
@@ -1127,13 +1151,20 @@
                           <w:rFonts w:hint="eastAsia" w:ascii="宋体" w:hAnsi="宋体"/>
                           <w:szCs w:val="21"/>
                         </w:rPr>
-                        <w:t xml:space="preserve">   </w:t>
+                        <w:tab/>
                       </w:r>
                       <w:r>
                         <w:rPr>
                           <w:rFonts w:hint="eastAsia" w:ascii="宋体" w:hAnsi="宋体"/>
                           <w:szCs w:val="21"/>
                         </w:rPr>
+                        <w:t xml:space="preserve">   </w:t>
+                      </w:r>
+                      <w:r>
+                        <w:rPr>
+                          <w:rFonts w:hint="eastAsia" w:ascii="宋体" w:hAnsi="宋体"/>
+                          <w:szCs w:val="21"/>
+                        </w:rPr>
                         <w:tab/>
                       </w:r>
                       <w:r>
@@ -1148,7 +1179,22 @@
                           <w:rFonts w:hint="eastAsia" w:ascii="宋体" w:hAnsi="宋体"/>
                           <w:szCs w:val="21"/>
                         </w:rPr>
-                        <w:t xml:space="preserve">    求职意向：</w:t>
+                        <w:t xml:space="preserve">    </w:t>
+                      </w:r>
+                      <w:r>
+                        <w:rPr>
+                          <w:rFonts w:hint="eastAsia" w:ascii="宋体" w:hAnsi="宋体"/>
+                          <w:szCs w:val="21"/>
+                          <w:lang w:val="en-US" w:eastAsia="zh-CN"/>
+                        </w:rPr>
+                        <w:t xml:space="preserve">    </w:t>
+                      </w:r>
+                      <w:r>
+                        <w:rPr>
+                          <w:rFonts w:hint="eastAsia" w:ascii="宋体" w:hAnsi="宋体"/>
+                          <w:szCs w:val="21"/>
+                        </w:rPr>
+                        <w:t>求职意向：</w:t>
                       </w:r>
                       <w:r>
                         <w:rPr>
@@ -2419,6 +2465,10 @@
         <w:ind w:left="440" w:leftChars="0"/>
         <w:jc w:val="left"/>
         <w:textAlignment w:val="auto"/>
+        <w:rPr>
+          <w:rFonts w:hint="default" w:eastAsia="微软雅黑"/>
+          <w:lang w:val="en-US" w:eastAsia="zh-CN"/>
+        </w:rPr>
       </w:pPr>
       <w:r>
         <w:rPr>
@@ -2436,7 +2486,16 @@
           <w:b w:val="0"/>
           <w:sz w:val="20"/>
         </w:rPr>
-        <w:t>负责知识图谱构建及Text-to-SQL模型的研发与优化</w:t>
+        <w:t>负责知识图谱构建及Text-to-SQL模型的</w:t>
+      </w:r>
+      <w:r>
+        <w:rPr>
+          <w:rFonts w:hint="eastAsia" w:ascii="微软雅黑" w:hAnsi="微软雅黑" w:eastAsia="微软雅黑"/>
+          <w:b w:val="0"/>
+          <w:sz w:val="20"/>
+          <w:lang w:val="en-US" w:eastAsia="zh-CN"/>
+        </w:rPr>
+        <w:t>智能查询系统搭建</w:t>
       </w:r>
     </w:p>
     <w:p>
@@ -2526,26 +2585,7 @@
           <w:color w:val="4682B4"/>
           <w:sz w:val="21"/>
         </w:rPr>
-        <w:t xml:space="preserve">  </w:t>
-      </w:r>
-      <w:r>
-        <w:rPr>
-          <w:rFonts w:hint="eastAsia" w:ascii="微软雅黑" w:hAnsi="微软雅黑" w:eastAsia="微软雅黑"/>
-          <w:b/>
-          <w:color w:val="4682B4"/>
-          <w:sz w:val="21"/>
-          <w:lang w:val="en-US" w:eastAsia="zh-CN"/>
-        </w:rPr>
-        <w:t>大模型</w:t>
-      </w:r>
-      <w:r>
-        <w:rPr>
-          <w:rFonts w:ascii="微软雅黑" w:hAnsi="微软雅黑" w:eastAsia="微软雅黑"/>
-          <w:b/>
-          <w:color w:val="4682B4"/>
-          <w:sz w:val="21"/>
-        </w:rPr>
-        <w:t>算法工程师</w:t>
+        <w:t xml:space="preserve"> 算法工程师</w:t>
       </w:r>
       <w:r>
         <w:rPr>
@@ -2720,7 +2760,7 @@
           <w:sz w:val="20"/>
           <w:lang w:val="en-US" w:eastAsia="zh-CN"/>
         </w:rPr>
-        <w:t>0-1搭建及widget卡片的研发</w:t>
+        <w:t>的训练及widget卡片的研发</w:t>
       </w:r>
     </w:p>
     <w:p>
@@ -2996,17 +3036,7 @@
           <w:b w:val="0"/>
           <w:sz w:val="20"/>
         </w:rPr>
-        <w:t>构建手机端记忆系统与用户画像，实现多源数据驱动的知识图谱</w:t>
-      </w:r>
-      <w:bookmarkStart w:id="0" w:name="_GoBack"/>
-      <w:bookmarkEnd w:id="0"/>
-      <w:r>
-        <w:rPr>
-          <w:rFonts w:ascii="微软雅黑" w:hAnsi="微软雅黑" w:eastAsia="微软雅黑"/>
-          <w:b w:val="0"/>
-          <w:sz w:val="20"/>
-        </w:rPr>
-        <w:t>挖掘</w:t>
+        <w:t>构建手机端记忆系统与用户画像，实现多源数据驱动的知识图谱挖掘</w:t>
       </w:r>
     </w:p>
     <w:p>
@@ -3143,7 +3173,26 @@
           <w:color w:val="000000"/>
           <w:sz w:val="22"/>
         </w:rPr>
-        <w:t>厦门美亚柏科（西安分公司）</w:t>
+        <w:t>厦门美亚柏科</w:t>
+      </w:r>
+      <w:r>
+        <w:rPr>
+          <w:rFonts w:hint="eastAsia" w:ascii="微软雅黑" w:hAnsi="微软雅黑" w:eastAsia="微软雅黑"/>
+          <w:b/>
+          <w:i w:val="0"/>
+          <w:color w:val="000000"/>
+          <w:sz w:val="22"/>
+          <w:lang w:val="en-US" w:eastAsia="zh-CN"/>
+        </w:rPr>
+        <w:t xml:space="preserve"> </w:t>
+      </w:r>
+      <w:r>
+        <w:rPr>
+          <w:rFonts w:ascii="微软雅黑" w:hAnsi="微软雅黑" w:eastAsia="微软雅黑"/>
+          <w:b/>
+          <w:sz w:val="22"/>
+        </w:rPr>
+        <w:t>– 西安分公司</w:t>
       </w:r>
       <w:r>
         <w:rPr>
@@ -3195,7 +3244,8 @@
           <w:b w:val="0"/>
           <w:i w:val="0"/>
           <w:color w:val="000000"/>
-          <w:sz w:val="19"/>
+          <w:sz w:val="20"/>
+          <w:szCs w:val="20"/>
           <w:lang w:val="en-US" w:eastAsia="zh-CN"/>
         </w:rPr>
       </w:pPr>
@@ -3205,7 +3255,8 @@
           <w:b w:val="0"/>
           <w:i w:val="0"/>
           <w:color w:val="000000"/>
-          <w:sz w:val="19"/>
+          <w:sz w:val="20"/>
+          <w:szCs w:val="20"/>
         </w:rPr>
         <w:t>• 主导 NLP 基础工具研发：改写 jieba 分词底层逻辑（后向分词+HMM+前缀树+Cython），推理速度提升 100%；</w:t>
       </w:r>
@@ -3215,7 +3266,8 @@
           <w:b w:val="0"/>
           <w:i w:val="0"/>
           <w:color w:val="000000"/>
-          <w:sz w:val="19"/>
+          <w:sz w:val="20"/>
+          <w:szCs w:val="20"/>
           <w:lang w:val="en-US" w:eastAsia="zh-CN"/>
         </w:rPr>
         <w:t>提升产品推理速度30%以上。</w:t>
@@ -3250,7 +3302,8 @@
           <w:b w:val="0"/>
           <w:i w:val="0"/>
           <w:color w:val="000000"/>
-          <w:sz w:val="19"/>
+          <w:sz w:val="20"/>
+          <w:szCs w:val="20"/>
           <w:lang w:eastAsia="zh-CN"/>
         </w:rPr>
       </w:pPr>
@@ -3260,7 +3313,8 @@
           <w:b w:val="0"/>
           <w:i w:val="0"/>
           <w:color w:val="000000"/>
-          <w:sz w:val="19"/>
+          <w:sz w:val="20"/>
+          <w:szCs w:val="20"/>
         </w:rPr>
         <w:t>• 完成</w:t>
       </w:r>
@@ -3270,7 +3324,8 @@
           <w:b w:val="0"/>
           <w:i w:val="0"/>
           <w:color w:val="000000"/>
-          <w:sz w:val="19"/>
+          <w:sz w:val="20"/>
+          <w:szCs w:val="20"/>
           <w:lang w:val="en-US" w:eastAsia="zh-CN"/>
         </w:rPr>
         <w:t>情感分类</w:t>
@@ -3281,7 +3336,8 @@
           <w:b w:val="0"/>
           <w:i w:val="0"/>
           <w:color w:val="000000"/>
-          <w:sz w:val="19"/>
+          <w:sz w:val="20"/>
+          <w:szCs w:val="20"/>
         </w:rPr>
         <w:t>模型</w:t>
       </w:r>
@@ -3291,7 +3347,8 @@
           <w:b w:val="0"/>
           <w:i w:val="0"/>
           <w:color w:val="000000"/>
-          <w:sz w:val="19"/>
+          <w:sz w:val="20"/>
+          <w:szCs w:val="20"/>
           <w:lang w:val="en-US" w:eastAsia="zh-CN"/>
         </w:rPr>
         <w:t>0-1全流程部署</w:t>
@@ -3302,17 +3359,65 @@
           <w:b w:val="0"/>
           <w:i w:val="0"/>
           <w:color w:val="000000"/>
-          <w:sz w:val="19"/>
-        </w:rPr>
-        <w:t>：搭建 TextCNN+Attention 主框架，构建 BERT 蒸馏与 torch→ONNX→TRT 转换链路，GPU 推理达 30,000 段/秒，</w:t>
-      </w:r>
-      <w:r>
-        <w:rPr>
-          <w:rFonts w:hint="eastAsia" w:ascii="微软雅黑" w:hAnsi="微软雅黑" w:eastAsia="微软雅黑"/>
-          <w:b w:val="0"/>
-          <w:i w:val="0"/>
-          <w:color w:val="000000"/>
-          <w:sz w:val="19"/>
+          <w:sz w:val="20"/>
+          <w:szCs w:val="20"/>
+        </w:rPr>
+        <w:t>：搭建 TextCNN+Attention 主框架，构建 BERT 蒸馏与 torch→ONNX→TRT 转换链路，</w:t>
+      </w:r>
+      <w:r>
+        <w:rPr>
+          <w:rFonts w:hint="eastAsia" w:ascii="微软雅黑" w:hAnsi="微软雅黑" w:eastAsia="微软雅黑"/>
+          <w:b w:val="0"/>
+          <w:i w:val="0"/>
+          <w:color w:val="000000"/>
+          <w:sz w:val="20"/>
+          <w:szCs w:val="20"/>
+          <w:lang w:val="en-US" w:eastAsia="zh-CN"/>
+        </w:rPr>
+        <w:t>相较于前一版本，提升</w:t>
+      </w:r>
+      <w:r>
+        <w:rPr>
+          <w:rFonts w:ascii="微软雅黑" w:hAnsi="微软雅黑" w:eastAsia="微软雅黑"/>
+          <w:b w:val="0"/>
+          <w:i w:val="0"/>
+          <w:color w:val="000000"/>
+          <w:sz w:val="20"/>
+          <w:szCs w:val="20"/>
+        </w:rPr>
+        <w:t>推理</w:t>
+      </w:r>
+      <w:r>
+        <w:rPr>
+          <w:rFonts w:hint="eastAsia" w:ascii="微软雅黑" w:hAnsi="微软雅黑" w:eastAsia="微软雅黑"/>
+          <w:b w:val="0"/>
+          <w:i w:val="0"/>
+          <w:color w:val="000000"/>
+          <w:sz w:val="20"/>
+          <w:szCs w:val="20"/>
+          <w:lang w:val="en-US" w:eastAsia="zh-CN"/>
+        </w:rPr>
+        <w:t>速度</w:t>
+      </w:r>
+      <w:r>
+        <w:rPr>
+          <w:rFonts w:ascii="微软雅黑" w:hAnsi="微软雅黑" w:eastAsia="微软雅黑"/>
+          <w:b w:val="0"/>
+          <w:i w:val="0"/>
+          <w:color w:val="000000"/>
+          <w:sz w:val="20"/>
+          <w:szCs w:val="20"/>
+        </w:rPr>
+        <w:t>30,000 段/秒，</w:t>
+      </w:r>
+      <w:r>
+        <w:rPr>
+          <w:rFonts w:hint="eastAsia" w:ascii="微软雅黑" w:hAnsi="微软雅黑" w:eastAsia="微软雅黑"/>
+          <w:b w:val="0"/>
+          <w:i w:val="0"/>
+          <w:color w:val="000000"/>
+          <w:sz w:val="20"/>
+          <w:szCs w:val="20"/>
         </w:rPr>
         <w:t>负面类F1达91%</w:t>
       </w:r>
@@ -3322,7 +3427,8 @@
           <w:b w:val="0"/>
           <w:i w:val="0"/>
           <w:color w:val="000000"/>
-          <w:sz w:val="19"/>
+          <w:sz w:val="20"/>
+          <w:szCs w:val="20"/>
           <w:lang w:eastAsia="zh-CN"/>
         </w:rPr>
         <w:t>。</w:t>
@@ -3357,7 +3463,8 @@
           <w:b w:val="0"/>
           <w:i w:val="0"/>
           <w:color w:val="000000"/>
-          <w:sz w:val="19"/>
+          <w:sz w:val="20"/>
+          <w:szCs w:val="20"/>
           <w:lang w:eastAsia="zh-CN"/>
         </w:rPr>
       </w:pPr>
@@ -3367,7 +3474,8 @@
           <w:b w:val="0"/>
           <w:i w:val="0"/>
           <w:color w:val="000000"/>
-          <w:sz w:val="19"/>
+          <w:sz w:val="20"/>
+          <w:szCs w:val="20"/>
         </w:rPr>
         <w:t>• 设计并落地基于知识图谱的智能指令系统（ArangoDB+Text-to-SQL，准确率 95%）及</w:t>
       </w:r>
@@ -3377,7 +3485,8 @@
           <w:b w:val="0"/>
           <w:i w:val="0"/>
           <w:color w:val="000000"/>
-          <w:sz w:val="19"/>
+          <w:sz w:val="20"/>
+          <w:szCs w:val="20"/>
         </w:rPr>
         <w:t>意图识别与槽位填充模型(JointBERT)</w:t>
       </w:r>
@@ -3387,7 +3496,8 @@
           <w:b w:val="0"/>
           <w:i w:val="0"/>
           <w:color w:val="000000"/>
-          <w:sz w:val="19"/>
+          <w:sz w:val="20"/>
+          <w:szCs w:val="20"/>
         </w:rPr>
         <w:t>，每年为公司带来数百万</w:t>
       </w:r>
@@ -3397,7 +3507,8 @@
           <w:b w:val="0"/>
           <w:i w:val="0"/>
           <w:color w:val="000000"/>
-          <w:sz w:val="19"/>
+          <w:sz w:val="20"/>
+          <w:szCs w:val="20"/>
           <w:lang w:val="en-US" w:eastAsia="zh-CN"/>
         </w:rPr>
         <w:t>元</w:t>
@@ -3408,7 +3519,8 @@
           <w:b w:val="0"/>
           <w:i w:val="0"/>
           <w:color w:val="000000"/>
-          <w:sz w:val="19"/>
+          <w:sz w:val="20"/>
+          <w:szCs w:val="20"/>
         </w:rPr>
         <w:t>收益</w:t>
       </w:r>
@@ -3418,7 +3530,8 @@
           <w:b w:val="0"/>
           <w:i w:val="0"/>
           <w:color w:val="000000"/>
-          <w:sz w:val="19"/>
+          <w:sz w:val="20"/>
+          <w:szCs w:val="20"/>
           <w:lang w:eastAsia="zh-CN"/>
         </w:rPr>
         <w:t>。</w:t>
@@ -3453,112 +3566,305 @@
           <w:b w:val="0"/>
           <w:i w:val="0"/>
           <w:color w:val="000000"/>
+          <w:sz w:val="20"/>
+          <w:szCs w:val="20"/>
+          <w:lang w:eastAsia="zh-CN"/>
+        </w:rPr>
+      </w:pPr>
+      <w:r>
+        <w:rPr>
+          <w:rFonts w:ascii="微软雅黑" w:hAnsi="微软雅黑" w:eastAsia="微软雅黑"/>
+          <w:b w:val="0"/>
+          <w:i w:val="0"/>
+          <w:color w:val="000000"/>
+          <w:sz w:val="20"/>
+          <w:szCs w:val="20"/>
+        </w:rPr>
+        <w:t>• 参与自研天擎大模型</w:t>
+      </w:r>
+      <w:r>
+        <w:rPr>
+          <w:rFonts w:hint="eastAsia" w:ascii="微软雅黑" w:hAnsi="微软雅黑" w:eastAsia="微软雅黑"/>
+          <w:b w:val="0"/>
+          <w:i w:val="0"/>
+          <w:color w:val="000000"/>
+          <w:sz w:val="20"/>
+          <w:szCs w:val="20"/>
+          <w:lang w:val="en-US" w:eastAsia="zh-CN"/>
+        </w:rPr>
+        <w:t>训练</w:t>
+      </w:r>
+      <w:r>
+        <w:rPr>
+          <w:rFonts w:ascii="微软雅黑" w:hAnsi="微软雅黑" w:eastAsia="微软雅黑"/>
+          <w:b w:val="0"/>
+          <w:i w:val="0"/>
+          <w:color w:val="000000"/>
+          <w:sz w:val="20"/>
+          <w:szCs w:val="20"/>
+        </w:rPr>
+        <w:t>：LoRA 微调（16×H800）、</w:t>
+      </w:r>
+      <w:r>
+        <w:rPr>
+          <w:rFonts w:hint="eastAsia" w:ascii="微软雅黑" w:hAnsi="微软雅黑" w:eastAsia="微软雅黑"/>
+          <w:b w:val="0"/>
+          <w:i w:val="0"/>
+          <w:color w:val="000000"/>
+          <w:sz w:val="20"/>
+          <w:szCs w:val="20"/>
+        </w:rPr>
+        <w:t>上下文长度外推至4096 tokens</w:t>
+      </w:r>
+      <w:r>
+        <w:rPr>
+          <w:rFonts w:ascii="微软雅黑" w:hAnsi="微软雅黑" w:eastAsia="微软雅黑"/>
+          <w:b w:val="0"/>
+          <w:i w:val="0"/>
+          <w:color w:val="000000"/>
+          <w:sz w:val="20"/>
+          <w:szCs w:val="20"/>
+        </w:rPr>
+        <w:t>，搭建 BGE+FAISS/</w:t>
+      </w:r>
+      <w:r>
+        <w:rPr>
+          <w:rFonts w:hint="eastAsia" w:ascii="微软雅黑" w:hAnsi="微软雅黑" w:eastAsia="微软雅黑"/>
+          <w:b w:val="0"/>
+          <w:i w:val="0"/>
+          <w:color w:val="000000"/>
+          <w:sz w:val="20"/>
+          <w:szCs w:val="20"/>
+        </w:rPr>
+        <w:t>Elasticsearch</w:t>
+      </w:r>
+      <w:r>
+        <w:rPr>
+          <w:rFonts w:ascii="微软雅黑" w:hAnsi="微软雅黑" w:eastAsia="微软雅黑"/>
+          <w:b w:val="0"/>
+          <w:i w:val="0"/>
+          <w:color w:val="000000"/>
+          <w:sz w:val="20"/>
+          <w:szCs w:val="20"/>
+        </w:rPr>
+        <w:t xml:space="preserve"> RAG 系统，</w:t>
+      </w:r>
+      <w:r>
+        <w:rPr>
+          <w:rFonts w:hint="eastAsia" w:ascii="微软雅黑" w:hAnsi="微软雅黑" w:eastAsia="微软雅黑"/>
+          <w:b w:val="0"/>
+          <w:i w:val="0"/>
+          <w:color w:val="000000"/>
+          <w:sz w:val="20"/>
+          <w:szCs w:val="20"/>
+          <w:lang w:val="en-US" w:eastAsia="zh-CN"/>
+        </w:rPr>
+        <w:t>专用法律领域</w:t>
+      </w:r>
+      <w:r>
+        <w:rPr>
+          <w:rFonts w:ascii="微软雅黑" w:hAnsi="微软雅黑" w:eastAsia="微软雅黑"/>
+          <w:b w:val="0"/>
+          <w:i w:val="0"/>
+          <w:color w:val="000000"/>
+          <w:sz w:val="20"/>
+          <w:szCs w:val="20"/>
+        </w:rPr>
+        <w:t>测评得分提升 11%，问答准确率达 95% 以上</w:t>
+      </w:r>
+      <w:r>
+        <w:rPr>
+          <w:rFonts w:hint="eastAsia" w:ascii="微软雅黑" w:hAnsi="微软雅黑" w:eastAsia="微软雅黑"/>
+          <w:b w:val="0"/>
+          <w:i w:val="0"/>
+          <w:color w:val="000000"/>
+          <w:sz w:val="20"/>
+          <w:szCs w:val="20"/>
+          <w:lang w:eastAsia="zh-CN"/>
+        </w:rPr>
+        <w:t>。</w:t>
+      </w:r>
+    </w:p>
+    <w:p>
+      <w:pPr>
+        <w:pStyle w:val="2"/>
+        <w:keepNext w:val="0"/>
+        <w:keepLines w:val="0"/>
+        <w:pageBreakBefore w:val="0"/>
+        <w:widowControl w:val="0"/>
+        <w:numPr>
+          <w:ilvl w:val="0"/>
+          <w:numId w:val="0"/>
+        </w:numPr>
+        <w:kinsoku/>
+        <w:wordWrap/>
+        <w:overflowPunct/>
+        <w:topLinePunct w:val="0"/>
+        <w:autoSpaceDE/>
+        <w:autoSpaceDN/>
+        <w:bidi w:val="0"/>
+        <w:adjustRightInd/>
+        <w:snapToGrid/>
+        <w:spacing w:after="20" w:line="320" w:lineRule="exact"/>
+        <w:jc w:val="left"/>
+        <w:textAlignment w:val="auto"/>
+        <w:rPr>
+          <w:rFonts w:hint="default" w:ascii="微软雅黑" w:hAnsi="微软雅黑" w:eastAsia="微软雅黑"/>
+          <w:b w:val="0"/>
+          <w:i w:val="0"/>
+          <w:color w:val="000000"/>
+          <w:sz w:val="20"/>
+          <w:szCs w:val="20"/>
+          <w:lang w:val="en-US" w:eastAsia="zh-CN"/>
+        </w:rPr>
+      </w:pPr>
+      <w:r>
+        <w:rPr>
+          <w:rFonts w:hint="eastAsia" w:ascii="微软雅黑" w:hAnsi="微软雅黑" w:eastAsia="微软雅黑"/>
+          <w:b w:val="0"/>
+          <w:i w:val="0"/>
+          <w:color w:val="000000"/>
+          <w:sz w:val="20"/>
+          <w:szCs w:val="20"/>
+          <w:lang w:val="en-US" w:eastAsia="zh-CN"/>
+        </w:rPr>
+        <w:t>技术栈：pytorch、意图与槽位填充、大模型微调、训练</w:t>
+      </w:r>
+    </w:p>
+    <w:p>
+      <w:pPr>
+        <w:pStyle w:val="2"/>
+        <w:keepNext w:val="0"/>
+        <w:keepLines w:val="0"/>
+        <w:pageBreakBefore w:val="0"/>
+        <w:widowControl w:val="0"/>
+        <w:numPr>
+          <w:ilvl w:val="0"/>
+          <w:numId w:val="0"/>
+        </w:numPr>
+        <w:kinsoku/>
+        <w:wordWrap/>
+        <w:overflowPunct/>
+        <w:topLinePunct w:val="0"/>
+        <w:autoSpaceDE/>
+        <w:autoSpaceDN/>
+        <w:bidi w:val="0"/>
+        <w:adjustRightInd/>
+        <w:snapToGrid/>
+        <w:spacing w:after="20" w:line="320" w:lineRule="exact"/>
+        <w:jc w:val="left"/>
+        <w:textAlignment w:val="auto"/>
+        <w:rPr>
+          <w:rFonts w:hint="eastAsia" w:eastAsia="微软雅黑"/>
+          <w:lang w:val="en-US" w:eastAsia="zh-CN"/>
+        </w:rPr>
+      </w:pPr>
+      <w:bookmarkStart w:id="0" w:name="_GoBack"/>
+      <w:bookmarkEnd w:id="0"/>
+      <w:r>
+        <w:rPr>
+          <w:rFonts w:ascii="微软雅黑" w:hAnsi="微软雅黑" w:eastAsia="微软雅黑" w:cs="Times New Roman"/>
+          <w:b/>
+          <w:i w:val="0"/>
+          <w:color w:val="000000"/>
+          <w:kern w:val="2"/>
+          <w:sz w:val="22"/>
+          <w:szCs w:val="22"/>
+          <w:lang w:val="en-US" w:eastAsia="zh-CN" w:bidi="ar-SA"/>
+        </w:rPr>
+        <w:t xml:space="preserve">中兴通讯 </w:t>
+      </w:r>
+      <w:r>
+        <w:rPr>
+          <w:rFonts w:hint="eastAsia" w:ascii="微软雅黑" w:hAnsi="微软雅黑" w:eastAsia="微软雅黑" w:cs="Times New Roman"/>
+          <w:b/>
+          <w:i w:val="0"/>
+          <w:color w:val="000000"/>
+          <w:kern w:val="2"/>
+          <w:sz w:val="22"/>
+          <w:szCs w:val="22"/>
+          <w:lang w:val="en-US" w:eastAsia="zh-CN" w:bidi="ar-SA"/>
+        </w:rPr>
+        <w:t>（西安分公司)</w:t>
+      </w:r>
+      <w:r>
+        <w:rPr>
+          <w:rFonts w:ascii="微软雅黑" w:hAnsi="微软雅黑" w:eastAsia="微软雅黑"/>
+          <w:b/>
+          <w:i w:val="0"/>
+          <w:color w:val="176987"/>
+          <w:sz w:val="20"/>
+        </w:rPr>
+        <w:t xml:space="preserve">   </w:t>
+      </w:r>
+      <w:r>
+        <w:rPr>
+          <w:rFonts w:ascii="微软雅黑" w:hAnsi="微软雅黑" w:eastAsia="微软雅黑"/>
+          <w:b/>
+          <w:i w:val="0"/>
+          <w:color w:val="176987"/>
+          <w:sz w:val="21"/>
+          <w:szCs w:val="21"/>
+        </w:rPr>
+        <w:t>算法工程师</w:t>
+      </w:r>
+      <w:r>
+        <w:rPr>
+          <w:rFonts w:ascii="微软雅黑" w:hAnsi="微软雅黑" w:eastAsia="微软雅黑"/>
+          <w:b w:val="0"/>
+          <w:i w:val="0"/>
+          <w:color w:val="666666"/>
           <w:sz w:val="19"/>
-          <w:lang w:eastAsia="zh-CN"/>
-        </w:rPr>
-      </w:pPr>
-      <w:r>
-        <w:rPr>
-          <w:rFonts w:ascii="微软雅黑" w:hAnsi="微软雅黑" w:eastAsia="微软雅黑"/>
-          <w:b w:val="0"/>
-          <w:i w:val="0"/>
-          <w:color w:val="000000"/>
+        </w:rPr>
+        <w:t xml:space="preserve">   </w:t>
+      </w:r>
+      <w:r>
+        <w:rPr>
+          <w:rFonts w:ascii="微软雅黑" w:hAnsi="微软雅黑" w:eastAsia="微软雅黑"/>
+          <w:b w:val="0"/>
+          <w:color w:val="808080"/>
           <w:sz w:val="19"/>
         </w:rPr>
-        <w:t>• 参与自研天擎大模型</w:t>
-      </w:r>
-      <w:r>
-        <w:rPr>
-          <w:rFonts w:hint="eastAsia" w:ascii="微软雅黑" w:hAnsi="微软雅黑" w:eastAsia="微软雅黑"/>
-          <w:b w:val="0"/>
-          <w:i w:val="0"/>
-          <w:color w:val="000000"/>
+        <w:t xml:space="preserve"> 2024.08 – </w:t>
+      </w:r>
+      <w:r>
+        <w:rPr>
+          <w:rFonts w:hint="eastAsia" w:ascii="微软雅黑" w:hAnsi="微软雅黑" w:eastAsia="微软雅黑"/>
+          <w:b w:val="0"/>
+          <w:color w:val="808080"/>
           <w:sz w:val="19"/>
           <w:lang w:val="en-US" w:eastAsia="zh-CN"/>
         </w:rPr>
-        <w:t>训练</w:t>
-      </w:r>
-      <w:r>
-        <w:rPr>
-          <w:rFonts w:ascii="微软雅黑" w:hAnsi="微软雅黑" w:eastAsia="微软雅黑"/>
-          <w:b w:val="0"/>
-          <w:i w:val="0"/>
-          <w:color w:val="000000"/>
-          <w:sz w:val="19"/>
-        </w:rPr>
-        <w:t>：LoRA 微调（16×H800）、</w:t>
-      </w:r>
-      <w:r>
-        <w:rPr>
-          <w:rFonts w:hint="eastAsia" w:ascii="微软雅黑" w:hAnsi="微软雅黑" w:eastAsia="微软雅黑"/>
-          <w:b w:val="0"/>
-          <w:i w:val="0"/>
-          <w:color w:val="000000"/>
-          <w:sz w:val="19"/>
-        </w:rPr>
-        <w:t>上下文长度外推至4096 tokens</w:t>
-      </w:r>
-      <w:r>
-        <w:rPr>
-          <w:rFonts w:ascii="微软雅黑" w:hAnsi="微软雅黑" w:eastAsia="微软雅黑"/>
-          <w:b w:val="0"/>
-          <w:i w:val="0"/>
-          <w:color w:val="000000"/>
-          <w:sz w:val="19"/>
-        </w:rPr>
-        <w:t>，搭建 BGE+FAISS/</w:t>
-      </w:r>
-      <w:r>
-        <w:rPr>
-          <w:rFonts w:hint="eastAsia" w:ascii="微软雅黑" w:hAnsi="微软雅黑" w:eastAsia="微软雅黑"/>
-          <w:b w:val="0"/>
-          <w:i w:val="0"/>
-          <w:color w:val="000000"/>
-          <w:sz w:val="19"/>
-        </w:rPr>
-        <w:t>Elasticsearch</w:t>
-      </w:r>
-      <w:r>
-        <w:rPr>
-          <w:rFonts w:ascii="微软雅黑" w:hAnsi="微软雅黑" w:eastAsia="微软雅黑"/>
-          <w:b w:val="0"/>
-          <w:i w:val="0"/>
-          <w:color w:val="000000"/>
-          <w:sz w:val="19"/>
-        </w:rPr>
-        <w:t xml:space="preserve"> RAG 系统，</w:t>
-      </w:r>
-      <w:r>
-        <w:rPr>
-          <w:rFonts w:hint="eastAsia" w:ascii="微软雅黑" w:hAnsi="微软雅黑" w:eastAsia="微软雅黑"/>
-          <w:b w:val="0"/>
-          <w:i w:val="0"/>
-          <w:color w:val="000000"/>
-          <w:sz w:val="19"/>
-          <w:lang w:val="en-US" w:eastAsia="zh-CN"/>
-        </w:rPr>
-        <w:t>专用法律领域</w:t>
-      </w:r>
-      <w:r>
-        <w:rPr>
-          <w:rFonts w:ascii="微软雅黑" w:hAnsi="微软雅黑" w:eastAsia="微软雅黑"/>
-          <w:b w:val="0"/>
-          <w:i w:val="0"/>
-          <w:color w:val="000000"/>
-          <w:sz w:val="19"/>
-        </w:rPr>
-        <w:t>测评得分提升 11%，问答准确率达 95% 以上</w:t>
-      </w:r>
-      <w:r>
-        <w:rPr>
-          <w:rFonts w:hint="eastAsia" w:ascii="微软雅黑" w:hAnsi="微软雅黑" w:eastAsia="微软雅黑"/>
-          <w:b w:val="0"/>
-          <w:i w:val="0"/>
-          <w:color w:val="000000"/>
-          <w:sz w:val="19"/>
-          <w:lang w:eastAsia="zh-CN"/>
-        </w:rPr>
-        <w:t>。</w:t>
+        <w:t>至今</w:t>
+      </w:r>
+    </w:p>
+    <w:p>
+      <w:pPr>
+        <w:keepNext w:val="0"/>
+        <w:keepLines w:val="0"/>
+        <w:pageBreakBefore w:val="0"/>
+        <w:widowControl w:val="0"/>
+        <w:kinsoku/>
+        <w:wordWrap/>
+        <w:overflowPunct/>
+        <w:topLinePunct w:val="0"/>
+        <w:autoSpaceDE/>
+        <w:autoSpaceDN/>
+        <w:bidi w:val="0"/>
+        <w:adjustRightInd/>
+        <w:snapToGrid/>
+        <w:spacing w:after="20" w:line="400" w:lineRule="exact"/>
+        <w:jc w:val="left"/>
+        <w:textAlignment w:val="auto"/>
+      </w:pPr>
+      <w:r>
+        <w:rPr>
+          <w:rFonts w:ascii="微软雅黑" w:hAnsi="微软雅黑" w:eastAsia="微软雅黑"/>
+          <w:b/>
+          <w:sz w:val="21"/>
+          <w:szCs w:val="21"/>
+        </w:rPr>
+        <w:t>云端大模型 Log 分析系统</w:t>
       </w:r>
     </w:p>
     <w:p>
@@ -3586,11 +3892,13 @@
         <w:jc w:val="left"/>
         <w:textAlignment w:val="auto"/>
         <w:rPr>
-          <w:rFonts w:ascii="微软雅黑" w:hAnsi="微软雅黑" w:eastAsia="微软雅黑"/>
-          <w:b w:val="0"/>
-          <w:i w:val="0"/>
-          <w:color w:val="000000"/>
-          <w:sz w:val="19"/>
+          <w:rFonts w:hint="default" w:ascii="微软雅黑" w:hAnsi="微软雅黑" w:eastAsia="微软雅黑"/>
+          <w:b w:val="0"/>
+          <w:i w:val="0"/>
+          <w:color w:val="000000"/>
+          <w:sz w:val="20"/>
+          <w:szCs w:val="20"/>
+          <w:lang w:val="en-US" w:eastAsia="zh-CN"/>
         </w:rPr>
       </w:pPr>
       <w:r>
@@ -3599,143 +3907,22 @@
           <w:b w:val="0"/>
           <w:i w:val="0"/>
           <w:color w:val="000000"/>
-          <w:sz w:val="19"/>
-        </w:rPr>
-        <w:t>技术栈：Python  C++  PyTorch  TensorFlow  BERT  ONNX  OpenVINO  TensorRT  LoRA  BGE  FAISS  Elasticsearch</w:t>
-      </w:r>
-    </w:p>
-    <w:p>
-      <w:pPr>
-        <w:pStyle w:val="2"/>
-        <w:keepNext w:val="0"/>
-        <w:keepLines w:val="0"/>
-        <w:pageBreakBefore w:val="0"/>
-        <w:widowControl w:val="0"/>
-        <w:numPr>
-          <w:ilvl w:val="0"/>
-          <w:numId w:val="0"/>
-        </w:numPr>
-        <w:kinsoku/>
-        <w:wordWrap/>
-        <w:overflowPunct/>
-        <w:topLinePunct w:val="0"/>
-        <w:autoSpaceDE/>
-        <w:autoSpaceDN/>
-        <w:bidi w:val="0"/>
-        <w:adjustRightInd/>
-        <w:snapToGrid/>
-        <w:spacing w:after="20" w:line="320" w:lineRule="exact"/>
-        <w:jc w:val="left"/>
-        <w:textAlignment w:val="auto"/>
-        <w:rPr>
-          <w:rFonts w:hint="eastAsia" w:eastAsia="微软雅黑"/>
+          <w:sz w:val="20"/>
+          <w:szCs w:val="20"/>
+        </w:rPr>
+        <w:t>• 设计日志初筛与定位流程，覆盖 WiFi、死机、网络等 5 类故障</w:t>
+      </w:r>
+      <w:r>
+        <w:rPr>
+          <w:rFonts w:hint="eastAsia" w:ascii="微软雅黑" w:hAnsi="微软雅黑" w:eastAsia="微软雅黑"/>
+          <w:b w:val="0"/>
+          <w:i w:val="0"/>
+          <w:color w:val="000000"/>
+          <w:sz w:val="20"/>
+          <w:szCs w:val="20"/>
           <w:lang w:val="en-US" w:eastAsia="zh-CN"/>
         </w:rPr>
-      </w:pPr>
-      <w:r>
-        <w:rPr>
-          <w:rFonts w:ascii="微软雅黑" w:hAnsi="微软雅黑" w:eastAsia="微软雅黑" w:cs="Times New Roman"/>
-          <w:b/>
-          <w:i w:val="0"/>
-          <w:color w:val="000000"/>
-          <w:kern w:val="2"/>
-          <w:sz w:val="22"/>
-          <w:szCs w:val="22"/>
-          <w:lang w:val="en-US" w:eastAsia="zh-CN" w:bidi="ar-SA"/>
-        </w:rPr>
-        <w:t xml:space="preserve">中兴通讯 </w:t>
-      </w:r>
-      <w:r>
-        <w:rPr>
-          <w:rFonts w:hint="eastAsia" w:ascii="微软雅黑" w:hAnsi="微软雅黑" w:eastAsia="微软雅黑" w:cs="Times New Roman"/>
-          <w:b/>
-          <w:i w:val="0"/>
-          <w:color w:val="000000"/>
-          <w:kern w:val="2"/>
-          <w:sz w:val="22"/>
-          <w:szCs w:val="22"/>
-          <w:lang w:val="en-US" w:eastAsia="zh-CN" w:bidi="ar-SA"/>
-        </w:rPr>
-        <w:t>（西安分公司)</w:t>
-      </w:r>
-      <w:r>
-        <w:rPr>
-          <w:rFonts w:ascii="微软雅黑" w:hAnsi="微软雅黑" w:eastAsia="微软雅黑"/>
-          <w:b/>
-          <w:i w:val="0"/>
-          <w:color w:val="176987"/>
-          <w:sz w:val="20"/>
-        </w:rPr>
-        <w:t xml:space="preserve">   </w:t>
-      </w:r>
-      <w:r>
-        <w:rPr>
-          <w:rFonts w:ascii="微软雅黑" w:hAnsi="微软雅黑" w:eastAsia="微软雅黑"/>
-          <w:b/>
-          <w:i w:val="0"/>
-          <w:color w:val="176987"/>
-          <w:sz w:val="21"/>
-          <w:szCs w:val="21"/>
-        </w:rPr>
-        <w:t>算法工程师</w:t>
-      </w:r>
-      <w:r>
-        <w:rPr>
-          <w:rFonts w:ascii="微软雅黑" w:hAnsi="微软雅黑" w:eastAsia="微软雅黑"/>
-          <w:b w:val="0"/>
-          <w:i w:val="0"/>
-          <w:color w:val="666666"/>
-          <w:sz w:val="19"/>
-        </w:rPr>
-        <w:t xml:space="preserve">   </w:t>
-      </w:r>
-      <w:r>
-        <w:rPr>
-          <w:rFonts w:ascii="微软雅黑" w:hAnsi="微软雅黑" w:eastAsia="微软雅黑"/>
-          <w:b w:val="0"/>
-          <w:color w:val="808080"/>
-          <w:sz w:val="19"/>
-        </w:rPr>
-        <w:t xml:space="preserve"> 2024.08 – </w:t>
-      </w:r>
-      <w:r>
-        <w:rPr>
-          <w:rFonts w:hint="eastAsia" w:ascii="微软雅黑" w:hAnsi="微软雅黑" w:eastAsia="微软雅黑"/>
-          <w:b w:val="0"/>
-          <w:color w:val="808080"/>
-          <w:sz w:val="19"/>
-          <w:lang w:val="en-US" w:eastAsia="zh-CN"/>
-        </w:rPr>
-        <w:t>至今</w:t>
-      </w:r>
-    </w:p>
-    <w:p>
-      <w:pPr>
-        <w:keepNext w:val="0"/>
-        <w:keepLines w:val="0"/>
-        <w:pageBreakBefore w:val="0"/>
-        <w:widowControl w:val="0"/>
-        <w:kinsoku/>
-        <w:wordWrap/>
-        <w:overflowPunct/>
-        <w:topLinePunct w:val="0"/>
-        <w:autoSpaceDE/>
-        <w:autoSpaceDN/>
-        <w:bidi w:val="0"/>
-        <w:adjustRightInd/>
-        <w:snapToGrid/>
-        <w:spacing w:after="20" w:line="400" w:lineRule="exact"/>
-        <w:jc w:val="left"/>
-        <w:textAlignment w:val="auto"/>
-      </w:pPr>
-      <w:r>
-        <w:rPr>
-          <w:rFonts w:ascii="微软雅黑" w:hAnsi="微软雅黑" w:eastAsia="微软雅黑"/>
-          <w:b/>
-          <w:sz w:val="21"/>
-          <w:szCs w:val="21"/>
-        </w:rPr>
-        <w:t>云端大模型 Log 分析系统</w:t>
+        <w:t>的日志分析系统。</w:t>
       </w:r>
     </w:p>
     <w:p>
@@ -3763,13 +3950,12 @@
         <w:jc w:val="left"/>
         <w:textAlignment w:val="auto"/>
         <w:rPr>
-          <w:rFonts w:hint="default" w:ascii="微软雅黑" w:hAnsi="微软雅黑" w:eastAsia="微软雅黑"/>
-          <w:b w:val="0"/>
-          <w:i w:val="0"/>
-          <w:color w:val="000000"/>
-          <w:sz w:val="20"/>
-          <w:szCs w:val="20"/>
-          <w:lang w:val="en-US" w:eastAsia="zh-CN"/>
+          <w:rFonts w:ascii="微软雅黑" w:hAnsi="微软雅黑" w:eastAsia="微软雅黑"/>
+          <w:b w:val="0"/>
+          <w:i w:val="0"/>
+          <w:color w:val="000000"/>
+          <w:sz w:val="20"/>
+          <w:szCs w:val="20"/>
         </w:rPr>
       </w:pPr>
       <w:r>
@@ -3781,19 +3967,7 @@
           <w:sz w:val="20"/>
           <w:szCs w:val="20"/>
         </w:rPr>
-        <w:t>• 设计日志初筛与定位流程，覆盖 WiFi、死机、网络等 5 类故障</w:t>
-      </w:r>
-      <w:r>
-        <w:rPr>
-          <w:rFonts w:hint="eastAsia" w:ascii="微软雅黑" w:hAnsi="微软雅黑" w:eastAsia="微软雅黑"/>
-          <w:b w:val="0"/>
-          <w:i w:val="0"/>
-          <w:color w:val="000000"/>
-          <w:sz w:val="20"/>
-          <w:szCs w:val="20"/>
-          <w:lang w:val="en-US" w:eastAsia="zh-CN"/>
-        </w:rPr>
-        <w:t>的日志分析系统。</w:t>
+        <w:t>• 优化 RAG 链路：大模型改写口语化描述为技术假设，实现多路并行检索；引入 BGE-Reranker 重排，通过置信度阈值过滤低质量结果</w:t>
       </w:r>
     </w:p>
     <w:p>
@@ -3838,7 +4012,44 @@
           <w:sz w:val="20"/>
           <w:szCs w:val="20"/>
         </w:rPr>
-        <w:t>• 优化 RAG 链路：大模型改写口语化描述为技术假设，实现多路并行检索；引入 BGE-Reranker 重排，通过置信度阈值过滤低质量结果</w:t>
+        <w:t>✓ 完成 Qwen-72B 与星云大模型选型落地；构建 300+ 条高质量知识数据，解决检索领域错乱问题</w:t>
+      </w:r>
+    </w:p>
+    <w:p>
+      <w:pPr>
+        <w:keepNext w:val="0"/>
+        <w:keepLines w:val="0"/>
+        <w:pageBreakBefore w:val="0"/>
+        <w:widowControl w:val="0"/>
+        <w:kinsoku/>
+        <w:wordWrap/>
+        <w:overflowPunct/>
+        <w:topLinePunct w:val="0"/>
+        <w:autoSpaceDE/>
+        <w:autoSpaceDN/>
+        <w:bidi w:val="0"/>
+        <w:adjustRightInd/>
+        <w:snapToGrid/>
+        <w:spacing w:before="180" w:after="20" w:line="400" w:lineRule="exact"/>
+        <w:jc w:val="left"/>
+        <w:textAlignment w:val="auto"/>
+        <w:rPr>
+          <w:rFonts w:hint="default" w:ascii="微软雅黑" w:hAnsi="微软雅黑" w:eastAsia="微软雅黑"/>
+          <w:b/>
+          <w:sz w:val="21"/>
+          <w:szCs w:val="21"/>
+          <w:lang w:val="en-US" w:eastAsia="zh-CN"/>
+        </w:rPr>
+      </w:pPr>
+      <w:r>
+        <w:rPr>
+          <w:rFonts w:hint="eastAsia" w:ascii="微软雅黑" w:hAnsi="微软雅黑" w:eastAsia="微软雅黑"/>
+          <w:b/>
+          <w:sz w:val="21"/>
+          <w:szCs w:val="21"/>
+          <w:lang w:val="en-US" w:eastAsia="zh-CN"/>
+        </w:rPr>
+        <w:t>端侧音乐生成模型改进与部署</w:t>
       </w:r>
     </w:p>
     <w:p>
@@ -3883,7 +4094,7 @@
           <w:sz w:val="20"/>
           <w:szCs w:val="20"/>
         </w:rPr>
-        <w:t>✓ 完成 Qwen-72B 与星云大模型选型落地；构建 300+ 条高质量知识数据，解决检索领域错乱问题</w:t>
+        <w:t>• 改进 Basic-Pitch 模型，引入 CQT 变换与音节合并策略优化人声转 MIDI 效果</w:t>
       </w:r>
     </w:p>
     <w:p>
@@ -3928,44 +4139,7 @@
           <w:sz w:val="20"/>
           <w:szCs w:val="20"/>
         </w:rPr>
-        <w:t>技术栈：RAG  BGE  BGE-Reranker  FAISS  Elasticsearch  Qwen-72B</w:t>
-      </w:r>
-    </w:p>
-    <w:p>
-      <w:pPr>
-        <w:keepNext w:val="0"/>
-        <w:keepLines w:val="0"/>
-        <w:pageBreakBefore w:val="0"/>
-        <w:widowControl w:val="0"/>
-        <w:kinsoku/>
-        <w:wordWrap/>
-        <w:overflowPunct/>
-        <w:topLinePunct w:val="0"/>
-        <w:autoSpaceDE/>
-        <w:autoSpaceDN/>
-        <w:bidi w:val="0"/>
-        <w:adjustRightInd/>
-        <w:snapToGrid/>
-        <w:spacing w:before="180" w:after="20" w:line="400" w:lineRule="exact"/>
-        <w:jc w:val="left"/>
-        <w:textAlignment w:val="auto"/>
-        <w:rPr>
-          <w:rFonts w:hint="default" w:ascii="微软雅黑" w:hAnsi="微软雅黑" w:eastAsia="微软雅黑"/>
-          <w:b/>
-          <w:sz w:val="21"/>
-          <w:szCs w:val="21"/>
-          <w:lang w:val="en-US" w:eastAsia="zh-CN"/>
-        </w:rPr>
-      </w:pPr>
-      <w:r>
-        <w:rPr>
-          <w:rFonts w:hint="eastAsia" w:ascii="微软雅黑" w:hAnsi="微软雅黑" w:eastAsia="微软雅黑"/>
-          <w:b/>
-          <w:sz w:val="21"/>
-          <w:szCs w:val="21"/>
-          <w:lang w:val="en-US" w:eastAsia="zh-CN"/>
-        </w:rPr>
-        <w:t>端侧音乐生成模型改进与部署</w:t>
+        <w:t>• 训练 Transformer 模型实现音符与乐器增强，导出 ONNX 实现端侧部署；调优 RWKV 生成参数，设计长时长"生成+检索"混合方案</w:t>
       </w:r>
     </w:p>
     <w:p>
@@ -4010,7 +4184,42 @@
           <w:sz w:val="20"/>
           <w:szCs w:val="20"/>
         </w:rPr>
-        <w:t>• 改进 Basic-Pitch 模型，引入 CQT 变换与音节合并策略优化人声转 MIDI 效果</w:t>
+        <w:t>✓ 处理 60 万首 MIDI 数据；端侧模型压缩至 20–30 MB；支持 5 s–60 s 多档时长</w:t>
+      </w:r>
+    </w:p>
+    <w:p>
+      <w:pPr>
+        <w:keepNext w:val="0"/>
+        <w:keepLines w:val="0"/>
+        <w:pageBreakBefore w:val="0"/>
+        <w:widowControl w:val="0"/>
+        <w:kinsoku/>
+        <w:wordWrap/>
+        <w:overflowPunct/>
+        <w:topLinePunct w:val="0"/>
+        <w:autoSpaceDE/>
+        <w:autoSpaceDN/>
+        <w:bidi w:val="0"/>
+        <w:adjustRightInd/>
+        <w:snapToGrid/>
+        <w:spacing w:before="180" w:after="20" w:line="400" w:lineRule="exact"/>
+        <w:jc w:val="left"/>
+        <w:textAlignment w:val="auto"/>
+        <w:rPr>
+          <w:rFonts w:ascii="微软雅黑" w:hAnsi="微软雅黑" w:eastAsia="微软雅黑"/>
+          <w:b/>
+          <w:sz w:val="21"/>
+          <w:szCs w:val="21"/>
+        </w:rPr>
+      </w:pPr>
+      <w:r>
+        <w:rPr>
+          <w:rFonts w:ascii="微软雅黑" w:hAnsi="微软雅黑" w:eastAsia="微软雅黑"/>
+          <w:b/>
+          <w:sz w:val="21"/>
+          <w:szCs w:val="21"/>
+        </w:rPr>
+        <w:t>小星建议——感知算法研发</w:t>
       </w:r>
     </w:p>
     <w:p>
@@ -4055,7 +4264,40 @@
           <w:sz w:val="20"/>
           <w:szCs w:val="20"/>
         </w:rPr>
-        <w:t>• 训练 Transformer 模型实现音符与乐器增强，导出 ONNX 实现端侧部署；调优 RWKV 生成参数，设计长时长"生成+检索"混合方案</w:t>
+        <w:t>• 动静检测：</w:t>
+      </w:r>
+      <w:r>
+        <w:rPr>
+          <w:rFonts w:hint="eastAsia" w:ascii="微软雅黑" w:hAnsi="微软雅黑" w:eastAsia="微软雅黑"/>
+          <w:b w:val="0"/>
+          <w:i w:val="0"/>
+          <w:color w:val="000000"/>
+          <w:sz w:val="20"/>
+          <w:szCs w:val="20"/>
+        </w:rPr>
+        <w:t>基于 9 维传感器特征训练 CNN 模型</w:t>
+      </w:r>
+      <w:r>
+        <w:rPr>
+          <w:rFonts w:ascii="微软雅黑" w:hAnsi="微软雅黑" w:eastAsia="微软雅黑"/>
+          <w:b w:val="0"/>
+          <w:i w:val="0"/>
+          <w:color w:val="000000"/>
+          <w:sz w:val="20"/>
+          <w:szCs w:val="20"/>
+        </w:rPr>
+        <w:t>，准确率 97%，</w:t>
+      </w:r>
+      <w:r>
+        <w:rPr>
+          <w:rFonts w:hint="eastAsia" w:ascii="微软雅黑" w:hAnsi="微软雅黑" w:eastAsia="微软雅黑"/>
+          <w:b w:val="0"/>
+          <w:i w:val="0"/>
+          <w:color w:val="000000"/>
+          <w:sz w:val="20"/>
+          <w:szCs w:val="20"/>
+        </w:rPr>
+        <w:t>并将算法下沉至 C++ 底层，实现低功耗运行</w:t>
       </w:r>
     </w:p>
     <w:p>
@@ -4100,7 +4342,29 @@
           <w:sz w:val="20"/>
           <w:szCs w:val="20"/>
         </w:rPr>
-        <w:t>✓ 处理 60 万首 MIDI 数据；端侧模型压缩至 20–30 MB；支持 5 s–60 s 多档时长</w:t>
+        <w:t>• 室内外识别：Bi-LSTM 处理 WiFi/GNSS 等特征，</w:t>
+      </w:r>
+      <w:r>
+        <w:rPr>
+          <w:rFonts w:hint="eastAsia" w:ascii="微软雅黑" w:hAnsi="微软雅黑" w:eastAsia="微软雅黑"/>
+          <w:b w:val="0"/>
+          <w:i w:val="0"/>
+          <w:color w:val="000000"/>
+          <w:sz w:val="20"/>
+          <w:szCs w:val="20"/>
+        </w:rPr>
+        <w:t>通过多数投票平滑解决标签跳变</w:t>
+      </w:r>
+      <w:r>
+        <w:rPr>
+          <w:rFonts w:ascii="微软雅黑" w:hAnsi="微软雅黑" w:eastAsia="微软雅黑"/>
+          <w:b w:val="0"/>
+          <w:i w:val="0"/>
+          <w:color w:val="000000"/>
+          <w:sz w:val="20"/>
+          <w:szCs w:val="20"/>
+        </w:rPr>
+        <w:t>；常去地点：两阶段聚类（空间 DBSCAN+时间子簇）过滤噪点；情绪感知：构建 16 万条 8 类情感数据集</w:t>
       </w:r>
     </w:p>
     <w:p>
@@ -4145,7 +4409,7 @@
           <w:sz w:val="20"/>
           <w:szCs w:val="20"/>
         </w:rPr>
-        <w:t>技术栈：RWKV  Transformer  CNN  CQT  ONNX  MIDI Processing</w:t>
+        <w:t>✓ 多项感知算法达商用标准；打通行程、骑行、就医等多场景闭环推荐</w:t>
       </w:r>
     </w:p>
     <w:p>
@@ -4180,7 +4444,7 @@
           <w:sz w:val="21"/>
           <w:szCs w:val="21"/>
         </w:rPr>
-        <w:t>小星建议——感知算法研发</w:t>
+        <w:t>用户画像与记忆系统</w:t>
       </w:r>
     </w:p>
     <w:p>
@@ -4225,40 +4489,7 @@
           <w:sz w:val="20"/>
           <w:szCs w:val="20"/>
         </w:rPr>
-        <w:t>• 动静检测：</w:t>
-      </w:r>
-      <w:r>
-        <w:rPr>
-          <w:rFonts w:hint="eastAsia" w:ascii="微软雅黑" w:hAnsi="微软雅黑" w:eastAsia="微软雅黑"/>
-          <w:b w:val="0"/>
-          <w:i w:val="0"/>
-          <w:color w:val="000000"/>
-          <w:sz w:val="20"/>
-          <w:szCs w:val="20"/>
-        </w:rPr>
-        <w:t>基于 9 维传感器特征训练 CNN 模型</w:t>
-      </w:r>
-      <w:r>
-        <w:rPr>
-          <w:rFonts w:ascii="微软雅黑" w:hAnsi="微软雅黑" w:eastAsia="微软雅黑"/>
-          <w:b w:val="0"/>
-          <w:i w:val="0"/>
-          <w:color w:val="000000"/>
-          <w:sz w:val="20"/>
-          <w:szCs w:val="20"/>
-        </w:rPr>
-        <w:t>，准确率 97%，</w:t>
-      </w:r>
-      <w:r>
-        <w:rPr>
-          <w:rFonts w:hint="eastAsia" w:ascii="微软雅黑" w:hAnsi="微软雅黑" w:eastAsia="微软雅黑"/>
-          <w:b w:val="0"/>
-          <w:i w:val="0"/>
-          <w:color w:val="000000"/>
-          <w:sz w:val="20"/>
-          <w:szCs w:val="20"/>
-        </w:rPr>
-        <w:t>并将算法下沉至 C++ 底层，实现低功耗运行</w:t>
+        <w:t>• 利用大模型从短信、通话、应用行为中抽取三元组，构建用户知识图谱；设计图修剪策略，结合热度与时间衰减因子维护长短期属性</w:t>
       </w:r>
     </w:p>
     <w:p>
@@ -4303,29 +4534,29 @@
           <w:sz w:val="20"/>
           <w:szCs w:val="20"/>
         </w:rPr>
-        <w:t>• 室内外识别：Bi-LSTM 处理 WiFi/GNSS 等特征，</w:t>
-      </w:r>
-      <w:r>
-        <w:rPr>
-          <w:rFonts w:hint="eastAsia" w:ascii="微软雅黑" w:hAnsi="微软雅黑" w:eastAsia="微软雅黑"/>
-          <w:b w:val="0"/>
-          <w:i w:val="0"/>
-          <w:color w:val="000000"/>
-          <w:sz w:val="20"/>
-          <w:szCs w:val="20"/>
-        </w:rPr>
-        <w:t>通过多数投票平滑解决标签跳变</w:t>
-      </w:r>
-      <w:r>
-        <w:rPr>
-          <w:rFonts w:ascii="微软雅黑" w:hAnsi="微软雅黑" w:eastAsia="微软雅黑"/>
-          <w:b w:val="0"/>
-          <w:i w:val="0"/>
-          <w:color w:val="000000"/>
-          <w:sz w:val="20"/>
-          <w:szCs w:val="20"/>
-        </w:rPr>
-        <w:t>；常去地点：两阶段聚类（空间 DBSCAN+时间子簇）过滤噪点；情绪感知：构建 16 万条 8 类情感数据集</w:t>
+        <w:t>• 使用 BERT 进行实体抽取与文本分类，实现</w:t>
+      </w:r>
+      <w:r>
+        <w:rPr>
+          <w:rFonts w:hint="eastAsia" w:ascii="微软雅黑" w:hAnsi="微软雅黑" w:eastAsia="微软雅黑"/>
+          <w:b w:val="0"/>
+          <w:i w:val="0"/>
+          <w:color w:val="000000"/>
+          <w:sz w:val="20"/>
+          <w:szCs w:val="20"/>
+        </w:rPr>
+        <w:t>剪贴板</w:t>
+      </w:r>
+      <w:r>
+        <w:rPr>
+          <w:rFonts w:ascii="微软雅黑" w:hAnsi="微软雅黑" w:eastAsia="微软雅黑"/>
+          <w:b w:val="0"/>
+          <w:i w:val="0"/>
+          <w:color w:val="000000"/>
+          <w:sz w:val="20"/>
+          <w:szCs w:val="20"/>
+        </w:rPr>
+        <w:t>与短信的隐私过滤与意图识别</w:t>
       </w:r>
     </w:p>
     <w:p>
@@ -4370,7 +4601,7 @@
           <w:sz w:val="20"/>
           <w:szCs w:val="20"/>
         </w:rPr>
-        <w:t>✓ 多项感知算法达商用标准；打通行程、骑行、就医等多场景闭环推荐</w:t>
+        <w:t>✓ 实现人物画像自动化生成与动态更新；</w:t>
       </w:r>
     </w:p>
     <w:p>
@@ -4394,7 +4625,6 @@
         <w:adjustRightInd/>
         <w:snapToGrid/>
         <w:spacing w:after="20" w:line="320" w:lineRule="exact"/>
-        <w:ind w:left="442" w:leftChars="0"/>
         <w:jc w:val="left"/>
         <w:textAlignment w:val="auto"/>
         <w:rPr>
@@ -4405,255 +4635,6 @@
           <w:sz w:val="20"/>
           <w:szCs w:val="20"/>
           <w:lang w:val="en-US" w:eastAsia="zh-CN"/>
-        </w:rPr>
-      </w:pPr>
-      <w:r>
-        <w:rPr>
-          <w:rFonts w:ascii="微软雅黑" w:hAnsi="微软雅黑" w:eastAsia="微软雅黑"/>
-          <w:b w:val="0"/>
-          <w:i w:val="0"/>
-          <w:color w:val="000000"/>
-          <w:sz w:val="20"/>
-          <w:szCs w:val="20"/>
-        </w:rPr>
-        <w:t>技术栈：CNN  Bi-LSTM  DBSCAN  传感器信号处理  Android Widget  C++</w:t>
-      </w:r>
-      <w:r>
-        <w:rPr>
-          <w:rFonts w:hint="eastAsia" w:ascii="微软雅黑" w:hAnsi="微软雅黑" w:eastAsia="微软雅黑"/>
-          <w:b w:val="0"/>
-          <w:i w:val="0"/>
-          <w:color w:val="000000"/>
-          <w:sz w:val="20"/>
-          <w:szCs w:val="20"/>
-          <w:lang w:val="en-US" w:eastAsia="zh-CN"/>
-        </w:rPr>
-        <w:t xml:space="preserve"> 爬虫</w:t>
-      </w:r>
-    </w:p>
-    <w:p>
-      <w:pPr>
-        <w:keepNext w:val="0"/>
-        <w:keepLines w:val="0"/>
-        <w:pageBreakBefore w:val="0"/>
-        <w:widowControl w:val="0"/>
-        <w:kinsoku/>
-        <w:wordWrap/>
-        <w:overflowPunct/>
-        <w:topLinePunct w:val="0"/>
-        <w:autoSpaceDE/>
-        <w:autoSpaceDN/>
-        <w:bidi w:val="0"/>
-        <w:adjustRightInd/>
-        <w:snapToGrid/>
-        <w:spacing w:before="180" w:after="20" w:line="400" w:lineRule="exact"/>
-        <w:jc w:val="left"/>
-        <w:textAlignment w:val="auto"/>
-        <w:rPr>
-          <w:rFonts w:ascii="微软雅黑" w:hAnsi="微软雅黑" w:eastAsia="微软雅黑"/>
-          <w:b/>
-          <w:sz w:val="21"/>
-          <w:szCs w:val="21"/>
-        </w:rPr>
-      </w:pPr>
-      <w:r>
-        <w:rPr>
-          <w:rFonts w:ascii="微软雅黑" w:hAnsi="微软雅黑" w:eastAsia="微软雅黑"/>
-          <w:b/>
-          <w:sz w:val="21"/>
-          <w:szCs w:val="21"/>
-        </w:rPr>
-        <w:t>用户画像与记忆系统</w:t>
-      </w:r>
-    </w:p>
-    <w:p>
-      <w:pPr>
-        <w:pStyle w:val="2"/>
-        <w:keepNext w:val="0"/>
-        <w:keepLines w:val="0"/>
-        <w:pageBreakBefore w:val="0"/>
-        <w:widowControl w:val="0"/>
-        <w:numPr>
-          <w:ilvl w:val="0"/>
-          <w:numId w:val="0"/>
-        </w:numPr>
-        <w:kinsoku/>
-        <w:wordWrap/>
-        <w:overflowPunct/>
-        <w:topLinePunct w:val="0"/>
-        <w:autoSpaceDE/>
-        <w:autoSpaceDN/>
-        <w:bidi w:val="0"/>
-        <w:adjustRightInd/>
-        <w:snapToGrid/>
-        <w:spacing w:after="20" w:line="320" w:lineRule="exact"/>
-        <w:ind w:left="442" w:leftChars="0"/>
-        <w:jc w:val="left"/>
-        <w:textAlignment w:val="auto"/>
-        <w:rPr>
-          <w:rFonts w:ascii="微软雅黑" w:hAnsi="微软雅黑" w:eastAsia="微软雅黑"/>
-          <w:b w:val="0"/>
-          <w:i w:val="0"/>
-          <w:color w:val="000000"/>
-          <w:sz w:val="20"/>
-          <w:szCs w:val="20"/>
-        </w:rPr>
-      </w:pPr>
-      <w:r>
-        <w:rPr>
-          <w:rFonts w:ascii="微软雅黑" w:hAnsi="微软雅黑" w:eastAsia="微软雅黑"/>
-          <w:b w:val="0"/>
-          <w:i w:val="0"/>
-          <w:color w:val="000000"/>
-          <w:sz w:val="20"/>
-          <w:szCs w:val="20"/>
-        </w:rPr>
-        <w:t>• 利用大模型从短信、通话、应用行为中抽取三元组，构建用户知识图谱；设计图修剪策略，结合热度与时间衰减因子维护长短期属性</w:t>
-      </w:r>
-    </w:p>
-    <w:p>
-      <w:pPr>
-        <w:pStyle w:val="2"/>
-        <w:keepNext w:val="0"/>
-        <w:keepLines w:val="0"/>
-        <w:pageBreakBefore w:val="0"/>
-        <w:widowControl w:val="0"/>
-        <w:numPr>
-          <w:ilvl w:val="0"/>
-          <w:numId w:val="0"/>
-        </w:numPr>
-        <w:kinsoku/>
-        <w:wordWrap/>
-        <w:overflowPunct/>
-        <w:topLinePunct w:val="0"/>
-        <w:autoSpaceDE/>
-        <w:autoSpaceDN/>
-        <w:bidi w:val="0"/>
-        <w:adjustRightInd/>
-        <w:snapToGrid/>
-        <w:spacing w:after="20" w:line="320" w:lineRule="exact"/>
-        <w:ind w:left="442" w:leftChars="0"/>
-        <w:jc w:val="left"/>
-        <w:textAlignment w:val="auto"/>
-        <w:rPr>
-          <w:rFonts w:ascii="微软雅黑" w:hAnsi="微软雅黑" w:eastAsia="微软雅黑"/>
-          <w:b w:val="0"/>
-          <w:i w:val="0"/>
-          <w:color w:val="000000"/>
-          <w:sz w:val="20"/>
-          <w:szCs w:val="20"/>
-        </w:rPr>
-      </w:pPr>
-      <w:r>
-        <w:rPr>
-          <w:rFonts w:ascii="微软雅黑" w:hAnsi="微软雅黑" w:eastAsia="微软雅黑"/>
-          <w:b w:val="0"/>
-          <w:i w:val="0"/>
-          <w:color w:val="000000"/>
-          <w:sz w:val="20"/>
-          <w:szCs w:val="20"/>
-        </w:rPr>
-        <w:t>• 使用 BERT 进行实体抽取与文本分类，实现</w:t>
-      </w:r>
-      <w:r>
-        <w:rPr>
-          <w:rFonts w:hint="eastAsia" w:ascii="微软雅黑" w:hAnsi="微软雅黑" w:eastAsia="微软雅黑"/>
-          <w:b w:val="0"/>
-          <w:i w:val="0"/>
-          <w:color w:val="000000"/>
-          <w:sz w:val="20"/>
-          <w:szCs w:val="20"/>
-        </w:rPr>
-        <w:t>剪贴板</w:t>
-      </w:r>
-      <w:r>
-        <w:rPr>
-          <w:rFonts w:ascii="微软雅黑" w:hAnsi="微软雅黑" w:eastAsia="微软雅黑"/>
-          <w:b w:val="0"/>
-          <w:i w:val="0"/>
-          <w:color w:val="000000"/>
-          <w:sz w:val="20"/>
-          <w:szCs w:val="20"/>
-        </w:rPr>
-        <w:t>与短信的隐私过滤与意图识别</w:t>
-      </w:r>
-    </w:p>
-    <w:p>
-      <w:pPr>
-        <w:pStyle w:val="2"/>
-        <w:keepNext w:val="0"/>
-        <w:keepLines w:val="0"/>
-        <w:pageBreakBefore w:val="0"/>
-        <w:widowControl w:val="0"/>
-        <w:numPr>
-          <w:ilvl w:val="0"/>
-          <w:numId w:val="0"/>
-        </w:numPr>
-        <w:kinsoku/>
-        <w:wordWrap/>
-        <w:overflowPunct/>
-        <w:topLinePunct w:val="0"/>
-        <w:autoSpaceDE/>
-        <w:autoSpaceDN/>
-        <w:bidi w:val="0"/>
-        <w:adjustRightInd/>
-        <w:snapToGrid/>
-        <w:spacing w:after="20" w:line="320" w:lineRule="exact"/>
-        <w:ind w:left="442" w:leftChars="0"/>
-        <w:jc w:val="left"/>
-        <w:textAlignment w:val="auto"/>
-        <w:rPr>
-          <w:rFonts w:ascii="微软雅黑" w:hAnsi="微软雅黑" w:eastAsia="微软雅黑"/>
-          <w:b w:val="0"/>
-          <w:i w:val="0"/>
-          <w:color w:val="000000"/>
-          <w:sz w:val="20"/>
-          <w:szCs w:val="20"/>
-        </w:rPr>
-      </w:pPr>
-      <w:r>
-        <w:rPr>
-          <w:rFonts w:ascii="微软雅黑" w:hAnsi="微软雅黑" w:eastAsia="微软雅黑"/>
-          <w:b w:val="0"/>
-          <w:i w:val="0"/>
-          <w:color w:val="000000"/>
-          <w:sz w:val="20"/>
-          <w:szCs w:val="20"/>
-        </w:rPr>
-        <w:t>✓ 实现人物画像自动化生成与动态更新；</w:t>
-      </w:r>
-    </w:p>
-    <w:p>
-      <w:pPr>
-        <w:pStyle w:val="2"/>
-        <w:keepNext w:val="0"/>
-        <w:keepLines w:val="0"/>
-        <w:pageBreakBefore w:val="0"/>
-        <w:widowControl w:val="0"/>
-        <w:numPr>
-          <w:ilvl w:val="0"/>
-          <w:numId w:val="0"/>
-        </w:numPr>
-        <w:kinsoku/>
-        <w:wordWrap/>
-        <w:overflowPunct/>
-        <w:topLinePunct w:val="0"/>
-        <w:autoSpaceDE/>
-        <w:autoSpaceDN/>
-        <w:bidi w:val="0"/>
-        <w:adjustRightInd/>
-        <w:snapToGrid/>
-        <w:spacing w:after="20" w:line="320" w:lineRule="exact"/>
-        <w:ind w:left="442" w:leftChars="0"/>
-        <w:jc w:val="left"/>
-        <w:textAlignment w:val="auto"/>
-        <w:rPr>
-          <w:rFonts w:ascii="微软雅黑" w:hAnsi="微软雅黑" w:eastAsia="微软雅黑"/>
-          <w:b w:val="0"/>
-          <w:i w:val="0"/>
-          <w:color w:val="000000"/>
-          <w:sz w:val="20"/>
-          <w:szCs w:val="20"/>
         </w:rPr>
       </w:pPr>
       <w:r>
@@ -4665,10 +4646,10 @@
           <wp:anchor distT="0" distB="0" distL="114300" distR="114300" simplePos="0" relativeHeight="251671552" behindDoc="0" locked="0" layoutInCell="1" allowOverlap="1">
             <wp:simplePos x="0" y="0"/>
             <wp:positionH relativeFrom="column">
-              <wp:posOffset>-49530</wp:posOffset>
+              <wp:posOffset>-32385</wp:posOffset>
             </wp:positionH>
             <wp:positionV relativeFrom="paragraph">
-              <wp:posOffset>132080</wp:posOffset>
+              <wp:posOffset>175260</wp:posOffset>
             </wp:positionV>
             <wp:extent cx="344805" cy="611505"/>
             <wp:effectExtent l="0" t="0" r="0" b="0"/>
@@ -4862,7 +4843,100 @@
           <w:sz w:val="20"/>
           <w:szCs w:val="20"/>
         </w:rPr>
-        <w:t>技术栈：知识图谱  三元组抽取  BERT  图算法  端侧数据库</w:t>
+        <w:t>技术栈：</w:t>
+      </w:r>
+      <w:r>
+        <w:rPr>
+          <w:rFonts w:hint="eastAsia" w:ascii="微软雅黑" w:hAnsi="微软雅黑" w:eastAsia="微软雅黑"/>
+          <w:b w:val="0"/>
+          <w:i w:val="0"/>
+          <w:color w:val="000000"/>
+          <w:sz w:val="20"/>
+          <w:szCs w:val="20"/>
+          <w:lang w:val="en-US" w:eastAsia="zh-CN"/>
+        </w:rPr>
+        <w:t>pytorch、tensorflow、</w:t>
+      </w:r>
+      <w:r>
+        <w:rPr>
+          <w:rFonts w:ascii="微软雅黑" w:hAnsi="微软雅黑" w:eastAsia="微软雅黑"/>
+          <w:b w:val="0"/>
+          <w:i w:val="0"/>
+          <w:color w:val="000000"/>
+          <w:sz w:val="20"/>
+          <w:szCs w:val="20"/>
+        </w:rPr>
+        <w:t>知识图谱</w:t>
+      </w:r>
+      <w:r>
+        <w:rPr>
+          <w:rFonts w:hint="eastAsia" w:ascii="微软雅黑" w:hAnsi="微软雅黑" w:eastAsia="微软雅黑"/>
+          <w:b w:val="0"/>
+          <w:i w:val="0"/>
+          <w:color w:val="000000"/>
+          <w:sz w:val="20"/>
+          <w:szCs w:val="20"/>
+          <w:lang w:eastAsia="zh-CN"/>
+        </w:rPr>
+        <w:t>、</w:t>
+      </w:r>
+      <w:r>
+        <w:rPr>
+          <w:rFonts w:ascii="微软雅黑" w:hAnsi="微软雅黑" w:eastAsia="微软雅黑"/>
+          <w:b w:val="0"/>
+          <w:i w:val="0"/>
+          <w:color w:val="000000"/>
+          <w:sz w:val="20"/>
+          <w:szCs w:val="20"/>
+        </w:rPr>
+        <w:t>BERT</w:t>
+      </w:r>
+      <w:r>
+        <w:rPr>
+          <w:rFonts w:hint="eastAsia" w:ascii="微软雅黑" w:hAnsi="微软雅黑" w:eastAsia="微软雅黑"/>
+          <w:b w:val="0"/>
+          <w:i w:val="0"/>
+          <w:color w:val="000000"/>
+          <w:sz w:val="20"/>
+          <w:szCs w:val="20"/>
+          <w:lang w:eastAsia="zh-CN"/>
+        </w:rPr>
+        <w:t>、</w:t>
+      </w:r>
+      <w:r>
+        <w:rPr>
+          <w:rFonts w:ascii="微软雅黑" w:hAnsi="微软雅黑" w:eastAsia="微软雅黑"/>
+          <w:b w:val="0"/>
+          <w:i w:val="0"/>
+          <w:color w:val="000000"/>
+          <w:sz w:val="20"/>
+          <w:szCs w:val="20"/>
+        </w:rPr>
+        <w:t>图算法</w:t>
+      </w:r>
+      <w:r>
+        <w:rPr>
+          <w:rFonts w:hint="eastAsia" w:ascii="微软雅黑" w:hAnsi="微软雅黑" w:eastAsia="微软雅黑"/>
+          <w:b w:val="0"/>
+          <w:i w:val="0"/>
+          <w:color w:val="000000"/>
+          <w:sz w:val="20"/>
+          <w:szCs w:val="20"/>
+          <w:lang w:eastAsia="zh-CN"/>
+        </w:rPr>
+        <w:t>、</w:t>
+      </w:r>
+      <w:r>
+        <w:rPr>
+          <w:rFonts w:hint="eastAsia" w:ascii="微软雅黑" w:hAnsi="微软雅黑" w:eastAsia="微软雅黑"/>
+          <w:b w:val="0"/>
+          <w:i w:val="0"/>
+          <w:color w:val="000000"/>
+          <w:sz w:val="20"/>
+          <w:szCs w:val="20"/>
+          <w:lang w:val="en-US" w:eastAsia="zh-CN"/>
+        </w:rPr>
+        <w:t>模型蒸馏量化、端侧嵌入、爬虫、Android</w:t>
       </w:r>
     </w:p>
     <w:p>
@@ -4991,12 +5065,14 @@
       </w:pPr>
       <w:r>
         <w:rPr>
-          <w:rFonts w:hint="eastAsia" w:ascii="微软雅黑" w:hAnsi="微软雅黑" w:eastAsia="微软雅黑" w:cs="Times New Roman"/>
+          <w:rFonts w:hint="eastAsia" w:ascii="微软雅黑" w:hAnsi="微软雅黑" w:eastAsia="微软雅黑"/>
           <w:b/>
-          <w:kern w:val="2"/>
-          <w:sz w:val="20"/>
-          <w:szCs w:val="20"/>
-          <w:lang w:val="en-US" w:eastAsia="zh-CN" w:bidi="ar-SA"/>
+          <w:bCs/>
+          <w:i w:val="0"/>
+          <w:color w:val="000000"/>
+          <w:sz w:val="20"/>
+          <w:szCs w:val="20"/>
+          <w:lang w:val="en-US" w:eastAsia="zh-CN"/>
         </w:rPr>
         <w:t>奖项</w:t>
       </w:r>
@@ -5081,12 +5157,14 @@
       </w:pPr>
       <w:r>
         <w:rPr>
-          <w:rFonts w:hint="eastAsia" w:ascii="微软雅黑" w:hAnsi="微软雅黑" w:eastAsia="微软雅黑" w:cs="Times New Roman"/>
+          <w:rFonts w:hint="eastAsia" w:ascii="微软雅黑" w:hAnsi="微软雅黑" w:eastAsia="微软雅黑"/>
           <w:b/>
-          <w:kern w:val="2"/>
-          <w:sz w:val="20"/>
-          <w:szCs w:val="20"/>
-          <w:lang w:val="en-US" w:eastAsia="zh-CN" w:bidi="ar-SA"/>
+          <w:bCs/>
+          <w:i w:val="0"/>
+          <w:color w:val="000000"/>
+          <w:sz w:val="20"/>
+          <w:szCs w:val="20"/>
+          <w:lang w:val="en-US" w:eastAsia="zh-CN"/>
         </w:rPr>
         <w:t>专利</w:t>
       </w:r>
@@ -5129,8 +5207,9 @@
         <w:textAlignment w:val="auto"/>
         <w:rPr>
           <w:rFonts w:hint="default" w:ascii="微软雅黑" w:hAnsi="微软雅黑" w:eastAsia="微软雅黑"/>
-          <w:b/>
-          <w:color w:val="666666"/>
+          <w:b w:val="0"/>
+          <w:i w:val="0"/>
+          <w:color w:val="000000"/>
           <w:sz w:val="20"/>
           <w:szCs w:val="20"/>
           <w:lang w:val="en-US" w:eastAsia="zh-CN"/>
@@ -5192,36 +5271,63 @@
           <w:sz w:val="20"/>
           <w:szCs w:val="20"/>
         </w:rPr>
-        <w:t xml:space="preserve">    </w:t>
-      </w:r>
-      <w:r>
-        <w:rPr>
-          <w:rFonts w:ascii="宋体" w:hAnsi="宋体" w:cs="Arial"/>
-          <w:sz w:val="20"/>
-          <w:szCs w:val="20"/>
-        </w:rPr>
-        <w:t xml:space="preserve">                                                     </w:t>
-      </w:r>
-      <w:r>
-        <w:rPr>
-          <w:rFonts w:hint="eastAsia" w:ascii="微软雅黑" w:hAnsi="微软雅黑" w:eastAsia="微软雅黑" w:cs="Times New Roman"/>
+        <w:t xml:space="preserve">                                                         </w:t>
+      </w:r>
+      <w:r>
+        <w:rPr>
+          <w:rFonts w:hint="eastAsia" w:ascii="微软雅黑" w:hAnsi="微软雅黑" w:eastAsia="微软雅黑"/>
           <w:b/>
           <w:bCs/>
           <w:i w:val="0"/>
           <w:color w:val="000000"/>
-          <w:kern w:val="2"/>
-          <w:sz w:val="20"/>
-          <w:szCs w:val="20"/>
-          <w:lang w:val="en-US" w:eastAsia="zh-CN" w:bidi="ar-SA"/>
-        </w:rPr>
-        <w:t>专业技能：</w:t>
+          <w:sz w:val="20"/>
+          <w:szCs w:val="20"/>
+          <w:lang w:val="en-US" w:eastAsia="zh-CN"/>
+        </w:rPr>
+        <w:t>专业技能</w:t>
+      </w:r>
+      <w:r>
+        <w:rPr>
+          <w:rFonts w:hint="eastAsia" w:ascii="微软雅黑" w:hAnsi="微软雅黑" w:eastAsia="微软雅黑"/>
+          <w:b w:val="0"/>
+          <w:i w:val="0"/>
+          <w:color w:val="000000"/>
+          <w:sz w:val="20"/>
+          <w:szCs w:val="20"/>
+          <w:lang w:val="en-US" w:eastAsia="zh-CN"/>
+        </w:rPr>
+        <w:t>：</w:t>
       </w:r>
     </w:p>
     <w:p>
       <w:pPr>
-        <w:spacing w:before="0" w:after="20" w:line="260" w:lineRule="exact"/>
-        <w:ind w:firstLine="420" w:firstLineChars="0"/>
-        <w:rPr>
+        <w:pStyle w:val="2"/>
+        <w:keepNext w:val="0"/>
+        <w:keepLines w:val="0"/>
+        <w:pageBreakBefore w:val="0"/>
+        <w:widowControl w:val="0"/>
+        <w:numPr>
+          <w:ilvl w:val="0"/>
+          <w:numId w:val="0"/>
+        </w:numPr>
+        <w:kinsoku/>
+        <w:wordWrap/>
+        <w:overflowPunct/>
+        <w:topLinePunct w:val="0"/>
+        <w:autoSpaceDE/>
+        <w:autoSpaceDN/>
+        <w:bidi w:val="0"/>
+        <w:adjustRightInd/>
+        <w:snapToGrid/>
+        <w:spacing w:after="20" w:line="320" w:lineRule="exact"/>
+        <w:ind w:left="442" w:leftChars="0"/>
+        <w:jc w:val="left"/>
+        <w:textAlignment w:val="auto"/>
+        <w:rPr>
+          <w:rFonts w:ascii="微软雅黑" w:hAnsi="微软雅黑" w:eastAsia="微软雅黑"/>
+          <w:b w:val="0"/>
+          <w:i w:val="0"/>
+          <w:color w:val="000000"/>
           <w:sz w:val="20"/>
           <w:szCs w:val="20"/>
         </w:rPr>
@@ -5229,7 +5335,7 @@
       <w:r>
         <w:rPr>
           <w:rFonts w:ascii="微软雅黑" w:hAnsi="微软雅黑" w:eastAsia="微软雅黑"/>
-          <w:b/>
+          <w:b w:val="0"/>
           <w:i w:val="0"/>
           <w:color w:val="000000"/>
           <w:sz w:val="20"/>
@@ -5367,9 +5473,33 @@
     </w:p>
     <w:p>
       <w:pPr>
-        <w:spacing w:before="0" w:after="20" w:line="260" w:lineRule="exact"/>
-        <w:ind w:firstLine="420" w:firstLineChars="0"/>
-        <w:rPr>
+        <w:pStyle w:val="2"/>
+        <w:keepNext w:val="0"/>
+        <w:keepLines w:val="0"/>
+        <w:pageBreakBefore w:val="0"/>
+        <w:widowControl w:val="0"/>
+        <w:numPr>
+          <w:ilvl w:val="0"/>
+          <w:numId w:val="0"/>
+        </w:numPr>
+        <w:kinsoku/>
+        <w:wordWrap/>
+        <w:overflowPunct/>
+        <w:topLinePunct w:val="0"/>
+        <w:autoSpaceDE/>
+        <w:autoSpaceDN/>
+        <w:bidi w:val="0"/>
+        <w:adjustRightInd/>
+        <w:snapToGrid/>
+        <w:spacing w:after="20" w:line="320" w:lineRule="exact"/>
+        <w:ind w:left="442" w:leftChars="0"/>
+        <w:jc w:val="left"/>
+        <w:textAlignment w:val="auto"/>
+        <w:rPr>
+          <w:rFonts w:ascii="微软雅黑" w:hAnsi="微软雅黑" w:eastAsia="微软雅黑"/>
+          <w:b w:val="0"/>
+          <w:i w:val="0"/>
+          <w:color w:val="000000"/>
           <w:sz w:val="20"/>
           <w:szCs w:val="20"/>
         </w:rPr>
@@ -5377,7 +5507,7 @@
       <w:r>
         <w:rPr>
           <w:rFonts w:ascii="微软雅黑" w:hAnsi="微软雅黑" w:eastAsia="微软雅黑"/>
-          <w:b/>
+          <w:b w:val="0"/>
           <w:i w:val="0"/>
           <w:color w:val="000000"/>
           <w:sz w:val="20"/>
@@ -5491,9 +5621,33 @@
     </w:p>
     <w:p>
       <w:pPr>
-        <w:spacing w:before="0" w:after="20" w:line="260" w:lineRule="exact"/>
-        <w:ind w:firstLine="420" w:firstLineChars="0"/>
-        <w:rPr>
+        <w:pStyle w:val="2"/>
+        <w:keepNext w:val="0"/>
+        <w:keepLines w:val="0"/>
+        <w:pageBreakBefore w:val="0"/>
+        <w:widowControl w:val="0"/>
+        <w:numPr>
+          <w:ilvl w:val="0"/>
+          <w:numId w:val="0"/>
+        </w:numPr>
+        <w:kinsoku/>
+        <w:wordWrap/>
+        <w:overflowPunct/>
+        <w:topLinePunct w:val="0"/>
+        <w:autoSpaceDE/>
+        <w:autoSpaceDN/>
+        <w:bidi w:val="0"/>
+        <w:adjustRightInd/>
+        <w:snapToGrid/>
+        <w:spacing w:after="20" w:line="320" w:lineRule="exact"/>
+        <w:ind w:left="442" w:leftChars="0"/>
+        <w:jc w:val="left"/>
+        <w:textAlignment w:val="auto"/>
+        <w:rPr>
+          <w:rFonts w:ascii="微软雅黑" w:hAnsi="微软雅黑" w:eastAsia="微软雅黑"/>
+          <w:b w:val="0"/>
+          <w:i w:val="0"/>
+          <w:color w:val="000000"/>
           <w:sz w:val="20"/>
           <w:szCs w:val="20"/>
         </w:rPr>
@@ -5501,7 +5655,7 @@
       <w:r>
         <w:rPr>
           <w:rFonts w:ascii="微软雅黑" w:hAnsi="微软雅黑" w:eastAsia="微软雅黑"/>
-          <w:b/>
+          <w:b w:val="0"/>
           <w:i w:val="0"/>
           <w:color w:val="000000"/>
           <w:sz w:val="20"/>
@@ -5661,9 +5815,33 @@
     </w:p>
     <w:p>
       <w:pPr>
-        <w:spacing w:before="0" w:after="20" w:line="260" w:lineRule="exact"/>
-        <w:ind w:firstLine="420" w:firstLineChars="0"/>
-        <w:rPr>
+        <w:pStyle w:val="2"/>
+        <w:keepNext w:val="0"/>
+        <w:keepLines w:val="0"/>
+        <w:pageBreakBefore w:val="0"/>
+        <w:widowControl w:val="0"/>
+        <w:numPr>
+          <w:ilvl w:val="0"/>
+          <w:numId w:val="0"/>
+        </w:numPr>
+        <w:kinsoku/>
+        <w:wordWrap/>
+        <w:overflowPunct/>
+        <w:topLinePunct w:val="0"/>
+        <w:autoSpaceDE/>
+        <w:autoSpaceDN/>
+        <w:bidi w:val="0"/>
+        <w:adjustRightInd/>
+        <w:snapToGrid/>
+        <w:spacing w:after="20" w:line="320" w:lineRule="exact"/>
+        <w:ind w:left="442" w:leftChars="0"/>
+        <w:jc w:val="left"/>
+        <w:textAlignment w:val="auto"/>
+        <w:rPr>
+          <w:rFonts w:ascii="微软雅黑" w:hAnsi="微软雅黑" w:eastAsia="微软雅黑"/>
+          <w:b w:val="0"/>
+          <w:i w:val="0"/>
+          <w:color w:val="000000"/>
           <w:sz w:val="20"/>
           <w:szCs w:val="20"/>
         </w:rPr>
@@ -5671,7 +5849,7 @@
       <w:r>
         <w:rPr>
           <w:rFonts w:ascii="微软雅黑" w:hAnsi="微软雅黑" w:eastAsia="微软雅黑"/>
-          <w:b/>
+          <w:b w:val="0"/>
           <w:i w:val="0"/>
           <w:color w:val="000000"/>
           <w:sz w:val="20"/>
@@ -5785,9 +5963,33 @@
     </w:p>
     <w:p>
       <w:pPr>
-        <w:spacing w:before="0" w:after="20" w:line="260" w:lineRule="exact"/>
-        <w:ind w:firstLine="420" w:firstLineChars="0"/>
-        <w:rPr>
+        <w:pStyle w:val="2"/>
+        <w:keepNext w:val="0"/>
+        <w:keepLines w:val="0"/>
+        <w:pageBreakBefore w:val="0"/>
+        <w:widowControl w:val="0"/>
+        <w:numPr>
+          <w:ilvl w:val="0"/>
+          <w:numId w:val="0"/>
+        </w:numPr>
+        <w:kinsoku/>
+        <w:wordWrap/>
+        <w:overflowPunct/>
+        <w:topLinePunct w:val="0"/>
+        <w:autoSpaceDE/>
+        <w:autoSpaceDN/>
+        <w:bidi w:val="0"/>
+        <w:adjustRightInd/>
+        <w:snapToGrid/>
+        <w:spacing w:after="20" w:line="320" w:lineRule="exact"/>
+        <w:ind w:left="442" w:leftChars="0"/>
+        <w:jc w:val="left"/>
+        <w:textAlignment w:val="auto"/>
+        <w:rPr>
+          <w:rFonts w:ascii="微软雅黑" w:hAnsi="微软雅黑" w:eastAsia="微软雅黑"/>
+          <w:b w:val="0"/>
+          <w:i w:val="0"/>
+          <w:color w:val="000000"/>
           <w:sz w:val="20"/>
           <w:szCs w:val="20"/>
         </w:rPr>
@@ -5795,7 +5997,7 @@
       <w:r>
         <w:rPr>
           <w:rFonts w:ascii="微软雅黑" w:hAnsi="微软雅黑" w:eastAsia="微软雅黑"/>
-          <w:b/>
+          <w:b w:val="0"/>
           <w:i w:val="0"/>
           <w:color w:val="000000"/>
           <w:sz w:val="20"/>
@@ -5904,7 +6106,30 @@
           <w:sz w:val="20"/>
           <w:szCs w:val="20"/>
         </w:rPr>
-        <w:t>传感器信号处理  知识图谱</w:t>
+        <w:t>传感器信号处理</w:t>
+      </w:r>
+      <w:r>
+        <w:rPr>
+          <w:rFonts w:hint="eastAsia" w:ascii="微软雅黑" w:hAnsi="微软雅黑" w:eastAsia="微软雅黑"/>
+          <w:b w:val="0"/>
+          <w:i w:val="0"/>
+          <w:color w:val="000000"/>
+          <w:sz w:val="20"/>
+          <w:szCs w:val="20"/>
+          <w:lang w:eastAsia="zh-CN"/>
+        </w:rPr>
+        <w:t>、</w:t>
+      </w:r>
+      <w:r>
+        <w:rPr>
+          <w:rFonts w:ascii="微软雅黑" w:hAnsi="微软雅黑" w:eastAsia="微软雅黑"/>
+          <w:b w:val="0"/>
+          <w:i w:val="0"/>
+          <w:color w:val="000000"/>
+          <w:sz w:val="20"/>
+          <w:szCs w:val="20"/>
+        </w:rPr>
+        <w:t>知识图谱</w:t>
       </w:r>
     </w:p>
     <w:p>
@@ -6528,7 +6753,7 @@
     <w:lsdException w:uiPriority="99" w:name="macro"/>
     <w:lsdException w:uiPriority="99" w:name="toa heading"/>
     <w:lsdException w:uiPriority="99" w:name="List"/>
-    <w:lsdException w:uiPriority="99" w:name="List Bullet"/>
+    <w:lsdException w:qFormat="1" w:uiPriority="99" w:name="List Bullet"/>
     <w:lsdException w:uiPriority="99" w:name="List Number"/>
     <w:lsdException w:uiPriority="99" w:name="List 2"/>
     <w:lsdException w:uiPriority="99" w:name="List 3"/>
@@ -6545,7 +6770,7 @@
     <w:lsdException w:qFormat="1" w:unhideWhenUsed="0" w:uiPriority="10" w:semiHidden="0" w:name="Title"/>
     <w:lsdException w:uiPriority="99" w:name="Closing"/>
     <w:lsdException w:uiPriority="99" w:name="Signature"/>
-    <w:lsdException w:uiPriority="1" w:name="Default Paragraph Font"/>
+    <w:lsdException w:qFormat="1" w:uiPriority="1" w:name="Default Paragraph Font"/>
     <w:lsdException w:uiPriority="99" w:name="Body Text"/>
     <w:lsdException w:uiPriority="99" w:name="Body Text Indent"/>
     <w:lsdException w:uiPriority="99" w:name="List Continue"/>
@@ -6750,6 +6975,7 @@
     <w:name w:val="Default Paragraph Font"/>
     <w:semiHidden/>
     <w:unhideWhenUsed/>
+    <w:qFormat/>
     <w:uiPriority w:val="1"/>
   </w:style>
   <w:style w:type="table" w:default="1" w:styleId="6">
@@ -6772,6 +6998,7 @@
     <w:basedOn w:val="1"/>
     <w:semiHidden/>
     <w:unhideWhenUsed/>
+    <w:qFormat/>
     <w:uiPriority w:val="99"/>
     <w:pPr>
       <w:numPr>
@@ -7165,6 +7392,7 @@
     <customSectPr/>
     <customSectPr/>
     <customSectPr/>
+    <customSectPr/>
   </customSectProps>
   <customShpExts>
     <customShpInfo spid="_x0000_s1026" textRotate="1"/>

--- a/简历及项目/彭闯-nlp算法工程师(3).docx
+++ b/简历及项目/彭闯-nlp算法工程师(3).docx
@@ -3759,8 +3759,6 @@
           <w:lang w:val="en-US" w:eastAsia="zh-CN"/>
         </w:rPr>
       </w:pPr>
-      <w:bookmarkStart w:id="0" w:name="_GoBack"/>
-      <w:bookmarkEnd w:id="0"/>
       <w:r>
         <w:rPr>
           <w:rFonts w:ascii="微软雅黑" w:hAnsi="微软雅黑" w:eastAsia="微软雅黑" w:cs="Times New Roman"/>
@@ -4444,8 +4442,10 @@
           <w:sz w:val="21"/>
           <w:szCs w:val="21"/>
         </w:rPr>
-        <w:t>用户画像与记忆系统</w:t>
-      </w:r>
+        <w:t>用户画像</w:t>
+      </w:r>
+      <w:bookmarkStart w:id="0" w:name="_GoBack"/>
+      <w:bookmarkEnd w:id="0"/>
     </w:p>
     <w:p>
       <w:pPr>
